--- a/docassemble/USCISApplications/data/templates/Court_Accompaniment_limited_scope_es.docx
+++ b/docassemble/USCISApplications/data/templates/Court_Accompaniment_limited_scope_es.docx
@@ -23,21 +23,8 @@
           <w:sz w:val="22"/>
           <w:szCs w:val="22"/>
         </w:rPr>
-        <w:t xml:space="preserve">Taller de </w:t>
+        <w:t>Taller de Inmigración</w:t>
       </w:r>
-      <w:proofErr w:type="spellStart"/>
-      <w:r>
-        <w:rPr>
-          <w:rStyle w:val="normaltextrun"/>
-          <w:rFonts w:ascii="Calibri" w:eastAsiaTheme="majorEastAsia" w:hAnsi="Calibri" w:cs="Calibri"/>
-          <w:b/>
-          <w:bCs/>
-          <w:sz w:val="22"/>
-          <w:szCs w:val="22"/>
-        </w:rPr>
-        <w:t>Inmigración</w:t>
-      </w:r>
-      <w:proofErr w:type="spellEnd"/>
     </w:p>
     <w:p>
       <w:pPr>
@@ -198,387 +185,7 @@
           <w:sz w:val="22"/>
           <w:szCs w:val="22"/>
         </w:rPr>
-        <w:t xml:space="preserve">Los </w:t>
-      </w:r>
-      <w:proofErr w:type="spellStart"/>
-      <w:r>
-        <w:rPr>
-          <w:rStyle w:val="normaltextrun"/>
-          <w:rFonts w:ascii="Calibri" w:eastAsiaTheme="majorEastAsia" w:hAnsi="Calibri" w:cs="Calibri"/>
-          <w:sz w:val="22"/>
-          <w:szCs w:val="22"/>
-        </w:rPr>
-        <w:t>servicios</w:t>
-      </w:r>
-      <w:proofErr w:type="spellEnd"/>
-      <w:r>
-        <w:rPr>
-          <w:rStyle w:val="normaltextrun"/>
-          <w:rFonts w:ascii="Calibri" w:eastAsiaTheme="majorEastAsia" w:hAnsi="Calibri" w:cs="Calibri"/>
-          <w:sz w:val="22"/>
-          <w:szCs w:val="22"/>
-        </w:rPr>
-        <w:t xml:space="preserve"> </w:t>
-      </w:r>
-      <w:proofErr w:type="spellStart"/>
-      <w:r>
-        <w:rPr>
-          <w:rStyle w:val="normaltextrun"/>
-          <w:rFonts w:ascii="Calibri" w:eastAsiaTheme="majorEastAsia" w:hAnsi="Calibri" w:cs="Calibri"/>
-          <w:sz w:val="22"/>
-          <w:szCs w:val="22"/>
-        </w:rPr>
-        <w:t>proporcionados</w:t>
-      </w:r>
-      <w:proofErr w:type="spellEnd"/>
-      <w:r>
-        <w:rPr>
-          <w:rStyle w:val="normaltextrun"/>
-          <w:rFonts w:ascii="Calibri" w:eastAsiaTheme="majorEastAsia" w:hAnsi="Calibri" w:cs="Calibri"/>
-          <w:sz w:val="22"/>
-          <w:szCs w:val="22"/>
-        </w:rPr>
-        <w:t xml:space="preserve"> </w:t>
-      </w:r>
-      <w:proofErr w:type="spellStart"/>
-      <w:r>
-        <w:rPr>
-          <w:rStyle w:val="normaltextrun"/>
-          <w:rFonts w:ascii="Calibri" w:eastAsiaTheme="majorEastAsia" w:hAnsi="Calibri" w:cs="Calibri"/>
-          <w:sz w:val="22"/>
-          <w:szCs w:val="22"/>
-        </w:rPr>
-        <w:t>por</w:t>
-      </w:r>
-      <w:proofErr w:type="spellEnd"/>
-      <w:r>
-        <w:rPr>
-          <w:rStyle w:val="normaltextrun"/>
-          <w:rFonts w:ascii="Calibri" w:eastAsiaTheme="majorEastAsia" w:hAnsi="Calibri" w:cs="Calibri"/>
-          <w:sz w:val="22"/>
-          <w:szCs w:val="22"/>
-        </w:rPr>
-        <w:t xml:space="preserve"> </w:t>
-      </w:r>
-      <w:proofErr w:type="spellStart"/>
-      <w:r>
-        <w:rPr>
-          <w:rStyle w:val="normaltextrun"/>
-          <w:rFonts w:ascii="Calibri" w:eastAsiaTheme="majorEastAsia" w:hAnsi="Calibri" w:cs="Calibri"/>
-          <w:sz w:val="22"/>
-          <w:szCs w:val="22"/>
-        </w:rPr>
-        <w:t>el</w:t>
-      </w:r>
-      <w:proofErr w:type="spellEnd"/>
-      <w:r>
-        <w:rPr>
-          <w:rStyle w:val="normaltextrun"/>
-          <w:rFonts w:ascii="Calibri" w:eastAsiaTheme="majorEastAsia" w:hAnsi="Calibri" w:cs="Calibri"/>
-          <w:sz w:val="22"/>
-          <w:szCs w:val="22"/>
-        </w:rPr>
-        <w:t xml:space="preserve"> taller de </w:t>
-      </w:r>
-      <w:proofErr w:type="spellStart"/>
-      <w:r>
-        <w:rPr>
-          <w:rStyle w:val="normaltextrun"/>
-          <w:rFonts w:ascii="Calibri" w:eastAsiaTheme="majorEastAsia" w:hAnsi="Calibri" w:cs="Calibri"/>
-          <w:sz w:val="22"/>
-          <w:szCs w:val="22"/>
-        </w:rPr>
-        <w:t>inmigración</w:t>
-      </w:r>
-      <w:proofErr w:type="spellEnd"/>
-      <w:r>
-        <w:rPr>
-          <w:rStyle w:val="normaltextrun"/>
-          <w:rFonts w:ascii="Calibri" w:eastAsiaTheme="majorEastAsia" w:hAnsi="Calibri" w:cs="Calibri"/>
-          <w:sz w:val="22"/>
-          <w:szCs w:val="22"/>
-        </w:rPr>
-        <w:t xml:space="preserve"> son </w:t>
-      </w:r>
-      <w:proofErr w:type="spellStart"/>
-      <w:r>
-        <w:rPr>
-          <w:rStyle w:val="normaltextrun"/>
-          <w:rFonts w:ascii="Calibri" w:eastAsiaTheme="majorEastAsia" w:hAnsi="Calibri" w:cs="Calibri"/>
-          <w:sz w:val="22"/>
-          <w:szCs w:val="22"/>
-        </w:rPr>
-        <w:t>limitados</w:t>
-      </w:r>
-      <w:proofErr w:type="spellEnd"/>
-      <w:r>
-        <w:rPr>
-          <w:rStyle w:val="normaltextrun"/>
-          <w:rFonts w:ascii="Calibri" w:eastAsiaTheme="majorEastAsia" w:hAnsi="Calibri" w:cs="Calibri"/>
-          <w:sz w:val="22"/>
-          <w:szCs w:val="22"/>
-        </w:rPr>
-        <w:t xml:space="preserve"> a la </w:t>
-      </w:r>
-      <w:proofErr w:type="spellStart"/>
-      <w:r>
-        <w:rPr>
-          <w:rStyle w:val="normaltextrun"/>
-          <w:rFonts w:ascii="Calibri" w:eastAsiaTheme="majorEastAsia" w:hAnsi="Calibri" w:cs="Calibri"/>
-          <w:sz w:val="22"/>
-          <w:szCs w:val="22"/>
-        </w:rPr>
-        <w:t>información</w:t>
-      </w:r>
-      <w:proofErr w:type="spellEnd"/>
-      <w:r>
-        <w:rPr>
-          <w:rStyle w:val="normaltextrun"/>
-          <w:rFonts w:ascii="Calibri" w:eastAsiaTheme="majorEastAsia" w:hAnsi="Calibri" w:cs="Calibri"/>
-          <w:sz w:val="22"/>
-          <w:szCs w:val="22"/>
-        </w:rPr>
-        <w:t xml:space="preserve"> y </w:t>
-      </w:r>
-      <w:proofErr w:type="spellStart"/>
-      <w:r>
-        <w:rPr>
-          <w:rStyle w:val="normaltextrun"/>
-          <w:rFonts w:ascii="Calibri" w:eastAsiaTheme="majorEastAsia" w:hAnsi="Calibri" w:cs="Calibri"/>
-          <w:sz w:val="22"/>
-          <w:szCs w:val="22"/>
-        </w:rPr>
-        <w:t>ayuda</w:t>
-      </w:r>
-      <w:proofErr w:type="spellEnd"/>
-      <w:r>
-        <w:rPr>
-          <w:rStyle w:val="normaltextrun"/>
-          <w:rFonts w:ascii="Calibri" w:eastAsiaTheme="majorEastAsia" w:hAnsi="Calibri" w:cs="Calibri"/>
-          <w:sz w:val="22"/>
-          <w:szCs w:val="22"/>
-        </w:rPr>
-        <w:t xml:space="preserve"> </w:t>
-      </w:r>
-      <w:proofErr w:type="spellStart"/>
-      <w:r>
-        <w:rPr>
-          <w:rStyle w:val="normaltextrun"/>
-          <w:rFonts w:ascii="Calibri" w:eastAsiaTheme="majorEastAsia" w:hAnsi="Calibri" w:cs="Calibri"/>
-          <w:sz w:val="22"/>
-          <w:szCs w:val="22"/>
-        </w:rPr>
-        <w:t>brindada</w:t>
-      </w:r>
-      <w:proofErr w:type="spellEnd"/>
-      <w:r>
-        <w:rPr>
-          <w:rStyle w:val="normaltextrun"/>
-          <w:rFonts w:ascii="Calibri" w:eastAsiaTheme="majorEastAsia" w:hAnsi="Calibri" w:cs="Calibri"/>
-          <w:sz w:val="22"/>
-          <w:szCs w:val="22"/>
-        </w:rPr>
-        <w:t xml:space="preserve"> hoy </w:t>
-      </w:r>
-      <w:proofErr w:type="spellStart"/>
-      <w:r>
-        <w:rPr>
-          <w:rStyle w:val="normaltextrun"/>
-          <w:rFonts w:ascii="Calibri" w:eastAsiaTheme="majorEastAsia" w:hAnsi="Calibri" w:cs="Calibri"/>
-          <w:sz w:val="22"/>
-          <w:szCs w:val="22"/>
-        </w:rPr>
-        <w:t>en</w:t>
-      </w:r>
-      <w:proofErr w:type="spellEnd"/>
-      <w:r>
-        <w:rPr>
-          <w:rStyle w:val="normaltextrun"/>
-          <w:rFonts w:ascii="Calibri" w:eastAsiaTheme="majorEastAsia" w:hAnsi="Calibri" w:cs="Calibri"/>
-          <w:sz w:val="22"/>
-          <w:szCs w:val="22"/>
-        </w:rPr>
-        <w:t xml:space="preserve"> </w:t>
-      </w:r>
-      <w:proofErr w:type="spellStart"/>
-      <w:r>
-        <w:rPr>
-          <w:rStyle w:val="normaltextrun"/>
-          <w:rFonts w:ascii="Calibri" w:eastAsiaTheme="majorEastAsia" w:hAnsi="Calibri" w:cs="Calibri"/>
-          <w:sz w:val="22"/>
-          <w:szCs w:val="22"/>
-        </w:rPr>
-        <w:t>el</w:t>
-      </w:r>
-      <w:proofErr w:type="spellEnd"/>
-      <w:r>
-        <w:rPr>
-          <w:rStyle w:val="normaltextrun"/>
-          <w:rFonts w:ascii="Calibri" w:eastAsiaTheme="majorEastAsia" w:hAnsi="Calibri" w:cs="Calibri"/>
-          <w:sz w:val="22"/>
-          <w:szCs w:val="22"/>
-        </w:rPr>
-        <w:t xml:space="preserve"> taller. Los </w:t>
-      </w:r>
-      <w:proofErr w:type="spellStart"/>
-      <w:r>
-        <w:rPr>
-          <w:rStyle w:val="normaltextrun"/>
-          <w:rFonts w:ascii="Calibri" w:eastAsiaTheme="majorEastAsia" w:hAnsi="Calibri" w:cs="Calibri"/>
-          <w:sz w:val="22"/>
-          <w:szCs w:val="22"/>
-        </w:rPr>
-        <w:t>servicios</w:t>
-      </w:r>
-      <w:proofErr w:type="spellEnd"/>
-      <w:r>
-        <w:rPr>
-          <w:rStyle w:val="normaltextrun"/>
-          <w:rFonts w:ascii="Calibri" w:eastAsiaTheme="majorEastAsia" w:hAnsi="Calibri" w:cs="Calibri"/>
-          <w:sz w:val="22"/>
-          <w:szCs w:val="22"/>
-        </w:rPr>
-        <w:t xml:space="preserve"> </w:t>
-      </w:r>
-      <w:proofErr w:type="spellStart"/>
-      <w:r>
-        <w:rPr>
-          <w:rStyle w:val="normaltextrun"/>
-          <w:rFonts w:ascii="Calibri" w:eastAsiaTheme="majorEastAsia" w:hAnsi="Calibri" w:cs="Calibri"/>
-          <w:sz w:val="22"/>
-          <w:szCs w:val="22"/>
-        </w:rPr>
-        <w:t>proporcionados</w:t>
-      </w:r>
-      <w:proofErr w:type="spellEnd"/>
-      <w:r>
-        <w:rPr>
-          <w:rStyle w:val="normaltextrun"/>
-          <w:rFonts w:ascii="Calibri" w:eastAsiaTheme="majorEastAsia" w:hAnsi="Calibri" w:cs="Calibri"/>
-          <w:sz w:val="22"/>
-          <w:szCs w:val="22"/>
-        </w:rPr>
-        <w:t xml:space="preserve"> hoy no </w:t>
-      </w:r>
-      <w:proofErr w:type="spellStart"/>
-      <w:r>
-        <w:rPr>
-          <w:rStyle w:val="normaltextrun"/>
-          <w:rFonts w:ascii="Calibri" w:eastAsiaTheme="majorEastAsia" w:hAnsi="Calibri" w:cs="Calibri"/>
-          <w:sz w:val="22"/>
-          <w:szCs w:val="22"/>
-        </w:rPr>
-        <w:t>crean</w:t>
-      </w:r>
-      <w:proofErr w:type="spellEnd"/>
-      <w:r>
-        <w:rPr>
-          <w:rStyle w:val="normaltextrun"/>
-          <w:rFonts w:ascii="Calibri" w:eastAsiaTheme="majorEastAsia" w:hAnsi="Calibri" w:cs="Calibri"/>
-          <w:sz w:val="22"/>
-          <w:szCs w:val="22"/>
-        </w:rPr>
-        <w:t xml:space="preserve"> </w:t>
-      </w:r>
-      <w:proofErr w:type="spellStart"/>
-      <w:r>
-        <w:rPr>
-          <w:rStyle w:val="normaltextrun"/>
-          <w:rFonts w:ascii="Calibri" w:eastAsiaTheme="majorEastAsia" w:hAnsi="Calibri" w:cs="Calibri"/>
-          <w:sz w:val="22"/>
-          <w:szCs w:val="22"/>
-        </w:rPr>
-        <w:t>ninguna</w:t>
-      </w:r>
-      <w:proofErr w:type="spellEnd"/>
-      <w:r>
-        <w:rPr>
-          <w:rStyle w:val="normaltextrun"/>
-          <w:rFonts w:ascii="Calibri" w:eastAsiaTheme="majorEastAsia" w:hAnsi="Calibri" w:cs="Calibri"/>
-          <w:sz w:val="22"/>
-          <w:szCs w:val="22"/>
-        </w:rPr>
-        <w:t xml:space="preserve"> </w:t>
-      </w:r>
-      <w:proofErr w:type="spellStart"/>
-      <w:r>
-        <w:rPr>
-          <w:rStyle w:val="normaltextrun"/>
-          <w:rFonts w:ascii="Calibri" w:eastAsiaTheme="majorEastAsia" w:hAnsi="Calibri" w:cs="Calibri"/>
-          <w:sz w:val="22"/>
-          <w:szCs w:val="22"/>
-        </w:rPr>
-        <w:t>relación</w:t>
-      </w:r>
-      <w:proofErr w:type="spellEnd"/>
-      <w:r>
-        <w:rPr>
-          <w:rStyle w:val="normaltextrun"/>
-          <w:rFonts w:ascii="Calibri" w:eastAsiaTheme="majorEastAsia" w:hAnsi="Calibri" w:cs="Calibri"/>
-          <w:sz w:val="22"/>
-          <w:szCs w:val="22"/>
-        </w:rPr>
-        <w:t xml:space="preserve"> entre </w:t>
-      </w:r>
-      <w:proofErr w:type="spellStart"/>
-      <w:r>
-        <w:rPr>
-          <w:rStyle w:val="normaltextrun"/>
-          <w:rFonts w:ascii="Calibri" w:eastAsiaTheme="majorEastAsia" w:hAnsi="Calibri" w:cs="Calibri"/>
-          <w:sz w:val="22"/>
-          <w:szCs w:val="22"/>
-        </w:rPr>
-        <w:t>usted</w:t>
-      </w:r>
-      <w:proofErr w:type="spellEnd"/>
-      <w:r>
-        <w:rPr>
-          <w:rStyle w:val="normaltextrun"/>
-          <w:rFonts w:ascii="Calibri" w:eastAsiaTheme="majorEastAsia" w:hAnsi="Calibri" w:cs="Calibri"/>
-          <w:sz w:val="22"/>
-          <w:szCs w:val="22"/>
-        </w:rPr>
-        <w:t xml:space="preserve"> y </w:t>
-      </w:r>
-      <w:proofErr w:type="spellStart"/>
-      <w:r>
-        <w:rPr>
-          <w:rStyle w:val="normaltextrun"/>
-          <w:rFonts w:ascii="Calibri" w:eastAsiaTheme="majorEastAsia" w:hAnsi="Calibri" w:cs="Calibri"/>
-          <w:sz w:val="22"/>
-          <w:szCs w:val="22"/>
-        </w:rPr>
-        <w:t>nosotros</w:t>
-      </w:r>
-      <w:proofErr w:type="spellEnd"/>
-      <w:r>
-        <w:rPr>
-          <w:rStyle w:val="normaltextrun"/>
-          <w:rFonts w:ascii="Calibri" w:eastAsiaTheme="majorEastAsia" w:hAnsi="Calibri" w:cs="Calibri"/>
-          <w:sz w:val="22"/>
-          <w:szCs w:val="22"/>
-        </w:rPr>
-        <w:t xml:space="preserve"> de abogado a </w:t>
-      </w:r>
-      <w:proofErr w:type="spellStart"/>
-      <w:r>
-        <w:rPr>
-          <w:rStyle w:val="normaltextrun"/>
-          <w:rFonts w:ascii="Calibri" w:eastAsiaTheme="majorEastAsia" w:hAnsi="Calibri" w:cs="Calibri"/>
-          <w:sz w:val="22"/>
-          <w:szCs w:val="22"/>
-        </w:rPr>
-        <w:t>cliente</w:t>
-      </w:r>
-      <w:proofErr w:type="spellEnd"/>
-      <w:r>
-        <w:rPr>
-          <w:rStyle w:val="normaltextrun"/>
-          <w:rFonts w:ascii="Calibri" w:eastAsiaTheme="majorEastAsia" w:hAnsi="Calibri" w:cs="Calibri"/>
-          <w:sz w:val="22"/>
-          <w:szCs w:val="22"/>
-        </w:rPr>
-        <w:t xml:space="preserve">. </w:t>
+        <w:t xml:space="preserve">Los servicios proporcionados por el taller de inmigración son limitados a la información y ayuda brindada hoy en el taller. Los servicios proporcionados hoy no crean ninguna relación entre usted y nosotros de abogado a cliente. </w:t>
       </w:r>
     </w:p>
     <w:p>
@@ -605,7 +212,6 @@
           <w:szCs w:val="22"/>
         </w:rPr>
       </w:pPr>
-      <w:proofErr w:type="spellStart"/>
       <w:r>
         <w:rPr>
           <w:rStyle w:val="normaltextrun"/>
@@ -613,677 +219,7 @@
           <w:sz w:val="22"/>
           <w:szCs w:val="22"/>
         </w:rPr>
-        <w:t>Necesitamos</w:t>
-      </w:r>
-      <w:proofErr w:type="spellEnd"/>
-      <w:r>
-        <w:rPr>
-          <w:rStyle w:val="normaltextrun"/>
-          <w:rFonts w:ascii="Calibri" w:eastAsia="Calibri" w:hAnsi="Calibri" w:cs="Calibri"/>
-          <w:sz w:val="22"/>
-          <w:szCs w:val="22"/>
-        </w:rPr>
-        <w:t xml:space="preserve"> </w:t>
-      </w:r>
-      <w:proofErr w:type="spellStart"/>
-      <w:r>
-        <w:rPr>
-          <w:rStyle w:val="normaltextrun"/>
-          <w:rFonts w:ascii="Calibri" w:eastAsia="Calibri" w:hAnsi="Calibri" w:cs="Calibri"/>
-          <w:sz w:val="22"/>
-          <w:szCs w:val="22"/>
-        </w:rPr>
-        <w:t>averiguar</w:t>
-      </w:r>
-      <w:proofErr w:type="spellEnd"/>
-      <w:r>
-        <w:rPr>
-          <w:rStyle w:val="normaltextrun"/>
-          <w:rFonts w:ascii="Calibri" w:eastAsia="Calibri" w:hAnsi="Calibri" w:cs="Calibri"/>
-          <w:sz w:val="22"/>
-          <w:szCs w:val="22"/>
-        </w:rPr>
-        <w:t xml:space="preserve"> </w:t>
-      </w:r>
-      <w:proofErr w:type="spellStart"/>
-      <w:r>
-        <w:rPr>
-          <w:rStyle w:val="normaltextrun"/>
-          <w:rFonts w:ascii="Calibri" w:eastAsia="Calibri" w:hAnsi="Calibri" w:cs="Calibri"/>
-          <w:sz w:val="22"/>
-          <w:szCs w:val="22"/>
-        </w:rPr>
-        <w:t>unos</w:t>
-      </w:r>
-      <w:proofErr w:type="spellEnd"/>
-      <w:r>
-        <w:rPr>
-          <w:rStyle w:val="normaltextrun"/>
-          <w:rFonts w:ascii="Calibri" w:eastAsia="Calibri" w:hAnsi="Calibri" w:cs="Calibri"/>
-          <w:sz w:val="22"/>
-          <w:szCs w:val="22"/>
-        </w:rPr>
-        <w:t xml:space="preserve"> </w:t>
-      </w:r>
-      <w:proofErr w:type="spellStart"/>
-      <w:r>
-        <w:rPr>
-          <w:rStyle w:val="normaltextrun"/>
-          <w:rFonts w:ascii="Calibri" w:eastAsia="Calibri" w:hAnsi="Calibri" w:cs="Calibri"/>
-          <w:sz w:val="22"/>
-          <w:szCs w:val="22"/>
-        </w:rPr>
-        <w:t>detalles</w:t>
-      </w:r>
-      <w:proofErr w:type="spellEnd"/>
-      <w:r>
-        <w:rPr>
-          <w:rStyle w:val="normaltextrun"/>
-          <w:rFonts w:ascii="Calibri" w:eastAsia="Calibri" w:hAnsi="Calibri" w:cs="Calibri"/>
-          <w:sz w:val="22"/>
-          <w:szCs w:val="22"/>
-        </w:rPr>
-        <w:t xml:space="preserve"> </w:t>
-      </w:r>
-      <w:proofErr w:type="spellStart"/>
-      <w:r>
-        <w:rPr>
-          <w:rStyle w:val="normaltextrun"/>
-          <w:rFonts w:ascii="Calibri" w:eastAsia="Calibri" w:hAnsi="Calibri" w:cs="Calibri"/>
-          <w:sz w:val="22"/>
-          <w:szCs w:val="22"/>
-        </w:rPr>
-        <w:t>sobre</w:t>
-      </w:r>
-      <w:proofErr w:type="spellEnd"/>
-      <w:r>
-        <w:rPr>
-          <w:rStyle w:val="normaltextrun"/>
-          <w:rFonts w:ascii="Calibri" w:eastAsia="Calibri" w:hAnsi="Calibri" w:cs="Calibri"/>
-          <w:sz w:val="22"/>
-          <w:szCs w:val="22"/>
-        </w:rPr>
-        <w:t xml:space="preserve"> </w:t>
-      </w:r>
-      <w:proofErr w:type="spellStart"/>
-      <w:r>
-        <w:rPr>
-          <w:rStyle w:val="normaltextrun"/>
-          <w:rFonts w:ascii="Calibri" w:eastAsia="Calibri" w:hAnsi="Calibri" w:cs="Calibri"/>
-          <w:sz w:val="22"/>
-          <w:szCs w:val="22"/>
-        </w:rPr>
-        <w:t>cada</w:t>
-      </w:r>
-      <w:proofErr w:type="spellEnd"/>
-      <w:r>
-        <w:rPr>
-          <w:rStyle w:val="normaltextrun"/>
-          <w:rFonts w:ascii="Calibri" w:eastAsia="Calibri" w:hAnsi="Calibri" w:cs="Calibri"/>
-          <w:sz w:val="22"/>
-          <w:szCs w:val="22"/>
-        </w:rPr>
-        <w:t xml:space="preserve"> </w:t>
-      </w:r>
-      <w:proofErr w:type="spellStart"/>
-      <w:r>
-        <w:rPr>
-          <w:rStyle w:val="normaltextrun"/>
-          <w:rFonts w:ascii="Calibri" w:eastAsia="Calibri" w:hAnsi="Calibri" w:cs="Calibri"/>
-          <w:sz w:val="22"/>
-          <w:szCs w:val="22"/>
-        </w:rPr>
-        <w:t>caso</w:t>
-      </w:r>
-      <w:proofErr w:type="spellEnd"/>
-      <w:r>
-        <w:rPr>
-          <w:rStyle w:val="normaltextrun"/>
-          <w:rFonts w:ascii="Calibri" w:eastAsia="Calibri" w:hAnsi="Calibri" w:cs="Calibri"/>
-          <w:sz w:val="22"/>
-          <w:szCs w:val="22"/>
-        </w:rPr>
-        <w:t xml:space="preserve"> para </w:t>
-      </w:r>
-      <w:proofErr w:type="spellStart"/>
-      <w:r>
-        <w:rPr>
-          <w:rStyle w:val="normaltextrun"/>
-          <w:rFonts w:ascii="Calibri" w:eastAsia="Calibri" w:hAnsi="Calibri" w:cs="Calibri"/>
-          <w:sz w:val="22"/>
-          <w:szCs w:val="22"/>
-        </w:rPr>
-        <w:t>poder</w:t>
-      </w:r>
-      <w:proofErr w:type="spellEnd"/>
-      <w:r>
-        <w:rPr>
-          <w:rStyle w:val="normaltextrun"/>
-          <w:rFonts w:ascii="Calibri" w:eastAsia="Calibri" w:hAnsi="Calibri" w:cs="Calibri"/>
-          <w:sz w:val="22"/>
-          <w:szCs w:val="22"/>
-        </w:rPr>
-        <w:t xml:space="preserve"> </w:t>
-      </w:r>
-      <w:proofErr w:type="spellStart"/>
-      <w:r>
-        <w:rPr>
-          <w:rStyle w:val="normaltextrun"/>
-          <w:rFonts w:ascii="Calibri" w:eastAsia="Calibri" w:hAnsi="Calibri" w:cs="Calibri"/>
-          <w:sz w:val="22"/>
-          <w:szCs w:val="22"/>
-        </w:rPr>
-        <w:t>preparar</w:t>
-      </w:r>
-      <w:proofErr w:type="spellEnd"/>
-      <w:r>
-        <w:rPr>
-          <w:rStyle w:val="normaltextrun"/>
-          <w:rFonts w:ascii="Calibri" w:eastAsia="Calibri" w:hAnsi="Calibri" w:cs="Calibri"/>
-          <w:sz w:val="22"/>
-          <w:szCs w:val="22"/>
-        </w:rPr>
-        <w:t xml:space="preserve"> a </w:t>
-      </w:r>
-      <w:proofErr w:type="spellStart"/>
-      <w:r>
-        <w:rPr>
-          <w:rStyle w:val="normaltextrun"/>
-          <w:rFonts w:ascii="Calibri" w:eastAsia="Calibri" w:hAnsi="Calibri" w:cs="Calibri"/>
-          <w:sz w:val="22"/>
-          <w:szCs w:val="22"/>
-        </w:rPr>
-        <w:t>cada</w:t>
-      </w:r>
-      <w:proofErr w:type="spellEnd"/>
-      <w:r>
-        <w:rPr>
-          <w:rStyle w:val="normaltextrun"/>
-          <w:rFonts w:ascii="Calibri" w:eastAsia="Calibri" w:hAnsi="Calibri" w:cs="Calibri"/>
-          <w:sz w:val="22"/>
-          <w:szCs w:val="22"/>
-        </w:rPr>
-        <w:t xml:space="preserve"> </w:t>
-      </w:r>
-      <w:proofErr w:type="spellStart"/>
-      <w:r>
-        <w:rPr>
-          <w:rStyle w:val="normaltextrun"/>
-          <w:rFonts w:ascii="Calibri" w:eastAsia="Calibri" w:hAnsi="Calibri" w:cs="Calibri"/>
-          <w:sz w:val="22"/>
-          <w:szCs w:val="22"/>
-        </w:rPr>
-        <w:t>participante</w:t>
-      </w:r>
-      <w:proofErr w:type="spellEnd"/>
-      <w:r>
-        <w:rPr>
-          <w:rStyle w:val="normaltextrun"/>
-          <w:rFonts w:ascii="Calibri" w:eastAsia="Calibri" w:hAnsi="Calibri" w:cs="Calibri"/>
-          <w:sz w:val="22"/>
-          <w:szCs w:val="22"/>
-        </w:rPr>
-        <w:t xml:space="preserve"> para </w:t>
-      </w:r>
-      <w:proofErr w:type="spellStart"/>
-      <w:r>
-        <w:rPr>
-          <w:rStyle w:val="normaltextrun"/>
-          <w:rFonts w:ascii="Calibri" w:eastAsia="Calibri" w:hAnsi="Calibri" w:cs="Calibri"/>
-          <w:sz w:val="22"/>
-          <w:szCs w:val="22"/>
-        </w:rPr>
-        <w:t>su</w:t>
-      </w:r>
-      <w:proofErr w:type="spellEnd"/>
-      <w:r>
-        <w:rPr>
-          <w:rStyle w:val="normaltextrun"/>
-          <w:rFonts w:ascii="Calibri" w:eastAsia="Calibri" w:hAnsi="Calibri" w:cs="Calibri"/>
-          <w:sz w:val="22"/>
-          <w:szCs w:val="22"/>
-        </w:rPr>
-        <w:t xml:space="preserve"> audiencia </w:t>
-      </w:r>
-      <w:proofErr w:type="spellStart"/>
-      <w:r>
-        <w:rPr>
-          <w:rStyle w:val="normaltextrun"/>
-          <w:rFonts w:ascii="Calibri" w:eastAsia="Calibri" w:hAnsi="Calibri" w:cs="Calibri"/>
-          <w:sz w:val="22"/>
-          <w:szCs w:val="22"/>
-        </w:rPr>
-        <w:t>en</w:t>
-      </w:r>
-      <w:proofErr w:type="spellEnd"/>
-      <w:r>
-        <w:rPr>
-          <w:rStyle w:val="normaltextrun"/>
-          <w:rFonts w:ascii="Calibri" w:eastAsia="Calibri" w:hAnsi="Calibri" w:cs="Calibri"/>
-          <w:sz w:val="22"/>
-          <w:szCs w:val="22"/>
-        </w:rPr>
-        <w:t xml:space="preserve"> la corte de </w:t>
-      </w:r>
-      <w:proofErr w:type="spellStart"/>
-      <w:r>
-        <w:rPr>
-          <w:rStyle w:val="normaltextrun"/>
-          <w:rFonts w:ascii="Calibri" w:eastAsia="Calibri" w:hAnsi="Calibri" w:cs="Calibri"/>
-          <w:sz w:val="22"/>
-          <w:szCs w:val="22"/>
-        </w:rPr>
-        <w:t>inmigración</w:t>
-      </w:r>
-      <w:proofErr w:type="spellEnd"/>
-      <w:r>
-        <w:rPr>
-          <w:rStyle w:val="normaltextrun"/>
-          <w:rFonts w:ascii="Calibri" w:eastAsia="Calibri" w:hAnsi="Calibri" w:cs="Calibri"/>
-          <w:sz w:val="22"/>
-          <w:szCs w:val="22"/>
-        </w:rPr>
-        <w:t xml:space="preserve">. Durante la </w:t>
-      </w:r>
-      <w:proofErr w:type="spellStart"/>
-      <w:r>
-        <w:rPr>
-          <w:rStyle w:val="normaltextrun"/>
-          <w:rFonts w:ascii="Calibri" w:eastAsia="Calibri" w:hAnsi="Calibri" w:cs="Calibri"/>
-          <w:sz w:val="22"/>
-          <w:szCs w:val="22"/>
-        </w:rPr>
-        <w:t>orientación</w:t>
-      </w:r>
-      <w:proofErr w:type="spellEnd"/>
-      <w:r>
-        <w:rPr>
-          <w:rStyle w:val="normaltextrun"/>
-          <w:rFonts w:ascii="Calibri" w:eastAsia="Calibri" w:hAnsi="Calibri" w:cs="Calibri"/>
-          <w:sz w:val="22"/>
-          <w:szCs w:val="22"/>
-        </w:rPr>
-        <w:t xml:space="preserve"> legal, </w:t>
-      </w:r>
-      <w:proofErr w:type="spellStart"/>
-      <w:r>
-        <w:rPr>
-          <w:rStyle w:val="normaltextrun"/>
-          <w:rFonts w:ascii="Calibri" w:eastAsia="Calibri" w:hAnsi="Calibri" w:cs="Calibri"/>
-          <w:sz w:val="22"/>
-          <w:szCs w:val="22"/>
-        </w:rPr>
-        <w:t>los</w:t>
-      </w:r>
-      <w:proofErr w:type="spellEnd"/>
-      <w:r>
-        <w:rPr>
-          <w:rStyle w:val="normaltextrun"/>
-          <w:rFonts w:ascii="Calibri" w:eastAsia="Calibri" w:hAnsi="Calibri" w:cs="Calibri"/>
-          <w:sz w:val="22"/>
-          <w:szCs w:val="22"/>
-        </w:rPr>
-        <w:t xml:space="preserve"> </w:t>
-      </w:r>
-      <w:proofErr w:type="spellStart"/>
-      <w:r>
-        <w:rPr>
-          <w:rStyle w:val="normaltextrun"/>
-          <w:rFonts w:ascii="Calibri" w:eastAsia="Calibri" w:hAnsi="Calibri" w:cs="Calibri"/>
-          <w:sz w:val="22"/>
-          <w:szCs w:val="22"/>
-        </w:rPr>
-        <w:t>participantes</w:t>
-      </w:r>
-      <w:proofErr w:type="spellEnd"/>
-      <w:r>
-        <w:rPr>
-          <w:rStyle w:val="normaltextrun"/>
-          <w:rFonts w:ascii="Calibri" w:eastAsia="Calibri" w:hAnsi="Calibri" w:cs="Calibri"/>
-          <w:sz w:val="22"/>
-          <w:szCs w:val="22"/>
-        </w:rPr>
-        <w:t xml:space="preserve"> son </w:t>
-      </w:r>
-      <w:proofErr w:type="spellStart"/>
-      <w:r>
-        <w:rPr>
-          <w:rStyle w:val="normaltextrun"/>
-          <w:rFonts w:ascii="Calibri" w:eastAsia="Calibri" w:hAnsi="Calibri" w:cs="Calibri"/>
-          <w:sz w:val="22"/>
-          <w:szCs w:val="22"/>
-        </w:rPr>
-        <w:t>responsables</w:t>
-      </w:r>
-      <w:proofErr w:type="spellEnd"/>
-      <w:r>
-        <w:rPr>
-          <w:rStyle w:val="normaltextrun"/>
-          <w:rFonts w:ascii="Calibri" w:eastAsia="Calibri" w:hAnsi="Calibri" w:cs="Calibri"/>
-          <w:sz w:val="22"/>
-          <w:szCs w:val="22"/>
-        </w:rPr>
-        <w:t xml:space="preserve"> de </w:t>
-      </w:r>
-      <w:proofErr w:type="spellStart"/>
-      <w:r>
-        <w:rPr>
-          <w:rStyle w:val="normaltextrun"/>
-          <w:rFonts w:ascii="Calibri" w:eastAsia="Calibri" w:hAnsi="Calibri" w:cs="Calibri"/>
-          <w:sz w:val="22"/>
-          <w:szCs w:val="22"/>
-        </w:rPr>
-        <w:t>proporcionar</w:t>
-      </w:r>
-      <w:proofErr w:type="spellEnd"/>
-      <w:r>
-        <w:rPr>
-          <w:rStyle w:val="normaltextrun"/>
-          <w:rFonts w:ascii="Calibri" w:eastAsia="Calibri" w:hAnsi="Calibri" w:cs="Calibri"/>
-          <w:sz w:val="22"/>
-          <w:szCs w:val="22"/>
-        </w:rPr>
-        <w:t xml:space="preserve"> </w:t>
-      </w:r>
-      <w:proofErr w:type="spellStart"/>
-      <w:r>
-        <w:rPr>
-          <w:rStyle w:val="normaltextrun"/>
-          <w:rFonts w:ascii="Calibri" w:eastAsia="Calibri" w:hAnsi="Calibri" w:cs="Calibri"/>
-          <w:sz w:val="22"/>
-          <w:szCs w:val="22"/>
-        </w:rPr>
-        <w:t>información</w:t>
-      </w:r>
-      <w:proofErr w:type="spellEnd"/>
-      <w:r>
-        <w:rPr>
-          <w:rStyle w:val="normaltextrun"/>
-          <w:rFonts w:ascii="Calibri" w:eastAsia="Calibri" w:hAnsi="Calibri" w:cs="Calibri"/>
-          <w:sz w:val="22"/>
-          <w:szCs w:val="22"/>
-        </w:rPr>
-        <w:t xml:space="preserve"> </w:t>
-      </w:r>
-      <w:proofErr w:type="spellStart"/>
-      <w:r>
-        <w:rPr>
-          <w:rStyle w:val="normaltextrun"/>
-          <w:rFonts w:ascii="Calibri" w:eastAsia="Calibri" w:hAnsi="Calibri" w:cs="Calibri"/>
-          <w:sz w:val="22"/>
-          <w:szCs w:val="22"/>
-        </w:rPr>
-        <w:t>precisa</w:t>
-      </w:r>
-      <w:proofErr w:type="spellEnd"/>
-      <w:r>
-        <w:rPr>
-          <w:rStyle w:val="normaltextrun"/>
-          <w:rFonts w:ascii="Calibri" w:eastAsia="Calibri" w:hAnsi="Calibri" w:cs="Calibri"/>
-          <w:sz w:val="22"/>
-          <w:szCs w:val="22"/>
-        </w:rPr>
-        <w:t xml:space="preserve"> y </w:t>
-      </w:r>
-      <w:proofErr w:type="spellStart"/>
-      <w:r>
-        <w:rPr>
-          <w:rStyle w:val="normaltextrun"/>
-          <w:rFonts w:ascii="Calibri" w:eastAsia="Calibri" w:hAnsi="Calibri" w:cs="Calibri"/>
-          <w:sz w:val="22"/>
-          <w:szCs w:val="22"/>
-        </w:rPr>
-        <w:t>veraz</w:t>
-      </w:r>
-      <w:proofErr w:type="spellEnd"/>
-      <w:r>
-        <w:rPr>
-          <w:rStyle w:val="normaltextrun"/>
-          <w:rFonts w:ascii="Calibri" w:eastAsia="Calibri" w:hAnsi="Calibri" w:cs="Calibri"/>
-          <w:sz w:val="22"/>
-          <w:szCs w:val="22"/>
-        </w:rPr>
-        <w:t xml:space="preserve">. Toda la </w:t>
-      </w:r>
-      <w:proofErr w:type="spellStart"/>
-      <w:r>
-        <w:rPr>
-          <w:rStyle w:val="normaltextrun"/>
-          <w:rFonts w:ascii="Calibri" w:eastAsia="Calibri" w:hAnsi="Calibri" w:cs="Calibri"/>
-          <w:sz w:val="22"/>
-          <w:szCs w:val="22"/>
-        </w:rPr>
-        <w:t>información</w:t>
-      </w:r>
-      <w:proofErr w:type="spellEnd"/>
-      <w:r>
-        <w:rPr>
-          <w:rStyle w:val="normaltextrun"/>
-          <w:rFonts w:ascii="Calibri" w:eastAsia="Calibri" w:hAnsi="Calibri" w:cs="Calibri"/>
-          <w:sz w:val="22"/>
-          <w:szCs w:val="22"/>
-        </w:rPr>
-        <w:t xml:space="preserve"> </w:t>
-      </w:r>
-      <w:proofErr w:type="spellStart"/>
-      <w:r>
-        <w:rPr>
-          <w:rStyle w:val="normaltextrun"/>
-          <w:rFonts w:ascii="Calibri" w:eastAsia="Calibri" w:hAnsi="Calibri" w:cs="Calibri"/>
-          <w:sz w:val="22"/>
-          <w:szCs w:val="22"/>
-        </w:rPr>
-        <w:t>compartida</w:t>
-      </w:r>
-      <w:proofErr w:type="spellEnd"/>
-      <w:r>
-        <w:rPr>
-          <w:rStyle w:val="normaltextrun"/>
-          <w:rFonts w:ascii="Calibri" w:eastAsia="Calibri" w:hAnsi="Calibri" w:cs="Calibri"/>
-          <w:sz w:val="22"/>
-          <w:szCs w:val="22"/>
-        </w:rPr>
-        <w:t xml:space="preserve"> con </w:t>
-      </w:r>
-      <w:proofErr w:type="spellStart"/>
-      <w:r>
-        <w:rPr>
-          <w:rStyle w:val="normaltextrun"/>
-          <w:rFonts w:ascii="Calibri" w:eastAsia="Calibri" w:hAnsi="Calibri" w:cs="Calibri"/>
-          <w:sz w:val="22"/>
-          <w:szCs w:val="22"/>
-        </w:rPr>
-        <w:t>el</w:t>
-      </w:r>
-      <w:proofErr w:type="spellEnd"/>
-      <w:r>
-        <w:rPr>
-          <w:rStyle w:val="normaltextrun"/>
-          <w:rFonts w:ascii="Calibri" w:eastAsia="Calibri" w:hAnsi="Calibri" w:cs="Calibri"/>
-          <w:sz w:val="22"/>
-          <w:szCs w:val="22"/>
-        </w:rPr>
-        <w:t xml:space="preserve"> taller de </w:t>
-      </w:r>
-      <w:proofErr w:type="spellStart"/>
-      <w:r>
-        <w:rPr>
-          <w:rStyle w:val="normaltextrun"/>
-          <w:rFonts w:ascii="Calibri" w:eastAsia="Calibri" w:hAnsi="Calibri" w:cs="Calibri"/>
-          <w:sz w:val="22"/>
-          <w:szCs w:val="22"/>
-        </w:rPr>
-        <w:t>inmigración</w:t>
-      </w:r>
-      <w:proofErr w:type="spellEnd"/>
-      <w:r>
-        <w:rPr>
-          <w:rStyle w:val="normaltextrun"/>
-          <w:rFonts w:ascii="Calibri" w:eastAsia="Calibri" w:hAnsi="Calibri" w:cs="Calibri"/>
-          <w:sz w:val="22"/>
-          <w:szCs w:val="22"/>
-        </w:rPr>
-        <w:t xml:space="preserve"> </w:t>
-      </w:r>
-      <w:proofErr w:type="spellStart"/>
-      <w:r>
-        <w:rPr>
-          <w:rStyle w:val="normaltextrun"/>
-          <w:rFonts w:ascii="Calibri" w:eastAsia="Calibri" w:hAnsi="Calibri" w:cs="Calibri"/>
-          <w:sz w:val="22"/>
-          <w:szCs w:val="22"/>
-        </w:rPr>
-        <w:t>durante</w:t>
-      </w:r>
-      <w:proofErr w:type="spellEnd"/>
-      <w:r>
-        <w:rPr>
-          <w:rStyle w:val="normaltextrun"/>
-          <w:rFonts w:ascii="Calibri" w:eastAsia="Calibri" w:hAnsi="Calibri" w:cs="Calibri"/>
-          <w:sz w:val="22"/>
-          <w:szCs w:val="22"/>
-        </w:rPr>
-        <w:t xml:space="preserve"> </w:t>
-      </w:r>
-      <w:proofErr w:type="spellStart"/>
-      <w:r>
-        <w:rPr>
-          <w:rStyle w:val="normaltextrun"/>
-          <w:rFonts w:ascii="Calibri" w:eastAsia="Calibri" w:hAnsi="Calibri" w:cs="Calibri"/>
-          <w:sz w:val="22"/>
-          <w:szCs w:val="22"/>
-        </w:rPr>
-        <w:t>este</w:t>
-      </w:r>
-      <w:proofErr w:type="spellEnd"/>
-      <w:r>
-        <w:rPr>
-          <w:rStyle w:val="normaltextrun"/>
-          <w:rFonts w:ascii="Calibri" w:eastAsia="Calibri" w:hAnsi="Calibri" w:cs="Calibri"/>
-          <w:sz w:val="22"/>
-          <w:szCs w:val="22"/>
-        </w:rPr>
-        <w:t xml:space="preserve"> </w:t>
-      </w:r>
-      <w:proofErr w:type="spellStart"/>
-      <w:r>
-        <w:rPr>
-          <w:rStyle w:val="normaltextrun"/>
-          <w:rFonts w:ascii="Calibri" w:eastAsia="Calibri" w:hAnsi="Calibri" w:cs="Calibri"/>
-          <w:sz w:val="22"/>
-          <w:szCs w:val="22"/>
-        </w:rPr>
-        <w:t>tiempo</w:t>
-      </w:r>
-      <w:proofErr w:type="spellEnd"/>
-      <w:r>
-        <w:rPr>
-          <w:rStyle w:val="normaltextrun"/>
-          <w:rFonts w:ascii="Calibri" w:eastAsia="Calibri" w:hAnsi="Calibri" w:cs="Calibri"/>
-          <w:sz w:val="22"/>
-          <w:szCs w:val="22"/>
-        </w:rPr>
-        <w:t xml:space="preserve"> </w:t>
-      </w:r>
-      <w:proofErr w:type="spellStart"/>
-      <w:r>
-        <w:rPr>
-          <w:rStyle w:val="normaltextrun"/>
-          <w:rFonts w:ascii="Calibri" w:eastAsia="Calibri" w:hAnsi="Calibri" w:cs="Calibri"/>
-          <w:sz w:val="22"/>
-          <w:szCs w:val="22"/>
-        </w:rPr>
-        <w:t>será</w:t>
-      </w:r>
-      <w:proofErr w:type="spellEnd"/>
-      <w:r>
-        <w:rPr>
-          <w:rStyle w:val="normaltextrun"/>
-          <w:rFonts w:ascii="Calibri" w:eastAsia="Calibri" w:hAnsi="Calibri" w:cs="Calibri"/>
-          <w:sz w:val="22"/>
-          <w:szCs w:val="22"/>
-        </w:rPr>
-        <w:t xml:space="preserve"> </w:t>
-      </w:r>
-      <w:proofErr w:type="spellStart"/>
-      <w:r>
-        <w:rPr>
-          <w:rStyle w:val="normaltextrun"/>
-          <w:rFonts w:ascii="Calibri" w:eastAsia="Calibri" w:hAnsi="Calibri" w:cs="Calibri"/>
-          <w:sz w:val="22"/>
-          <w:szCs w:val="22"/>
-        </w:rPr>
-        <w:t>confidencial</w:t>
-      </w:r>
-      <w:proofErr w:type="spellEnd"/>
-      <w:r>
-        <w:rPr>
-          <w:rStyle w:val="normaltextrun"/>
-          <w:rFonts w:ascii="Calibri" w:eastAsia="Calibri" w:hAnsi="Calibri" w:cs="Calibri"/>
-          <w:sz w:val="22"/>
-          <w:szCs w:val="22"/>
-        </w:rPr>
-        <w:t xml:space="preserve">, con las </w:t>
-      </w:r>
-      <w:proofErr w:type="spellStart"/>
-      <w:r>
-        <w:rPr>
-          <w:rStyle w:val="normaltextrun"/>
-          <w:rFonts w:ascii="Calibri" w:eastAsia="Calibri" w:hAnsi="Calibri" w:cs="Calibri"/>
-          <w:sz w:val="22"/>
-          <w:szCs w:val="22"/>
-        </w:rPr>
-        <w:t>excepciones</w:t>
-      </w:r>
-      <w:proofErr w:type="spellEnd"/>
-      <w:r>
-        <w:rPr>
-          <w:rStyle w:val="normaltextrun"/>
-          <w:rFonts w:ascii="Calibri" w:eastAsia="Calibri" w:hAnsi="Calibri" w:cs="Calibri"/>
-          <w:sz w:val="22"/>
-          <w:szCs w:val="22"/>
-        </w:rPr>
-        <w:t xml:space="preserve"> </w:t>
-      </w:r>
-      <w:proofErr w:type="spellStart"/>
-      <w:r>
-        <w:rPr>
-          <w:rStyle w:val="normaltextrun"/>
-          <w:rFonts w:ascii="Calibri" w:eastAsia="Calibri" w:hAnsi="Calibri" w:cs="Calibri"/>
-          <w:sz w:val="22"/>
-          <w:szCs w:val="22"/>
-        </w:rPr>
-        <w:t>indicadas</w:t>
-      </w:r>
-      <w:proofErr w:type="spellEnd"/>
-      <w:r>
-        <w:rPr>
-          <w:rStyle w:val="normaltextrun"/>
-          <w:rFonts w:ascii="Calibri" w:eastAsia="Calibri" w:hAnsi="Calibri" w:cs="Calibri"/>
-          <w:sz w:val="22"/>
-          <w:szCs w:val="22"/>
-        </w:rPr>
-        <w:t xml:space="preserve"> a </w:t>
-      </w:r>
-      <w:proofErr w:type="spellStart"/>
-      <w:r>
-        <w:rPr>
-          <w:rStyle w:val="normaltextrun"/>
-          <w:rFonts w:ascii="Calibri" w:eastAsia="Calibri" w:hAnsi="Calibri" w:cs="Calibri"/>
-          <w:sz w:val="22"/>
-          <w:szCs w:val="22"/>
-        </w:rPr>
-        <w:t>continuación</w:t>
-      </w:r>
-      <w:proofErr w:type="spellEnd"/>
-      <w:r>
-        <w:rPr>
-          <w:rStyle w:val="normaltextrun"/>
-          <w:rFonts w:ascii="Calibri" w:eastAsia="Calibri" w:hAnsi="Calibri" w:cs="Calibri"/>
-          <w:sz w:val="22"/>
-          <w:szCs w:val="22"/>
-        </w:rPr>
-        <w:t>.</w:t>
+        <w:t>Necesitamos averiguar unos detalles sobre cada caso para poder preparar a cada participante para su audiencia en la corte de inmigración. Durante la orientación legal, los participantes son responsables de proporcionar información precisa y veraz. Toda la información compartida con el taller de inmigración durante este tiempo será confidencial, con las excepciones indicadas a continuación.</w:t>
       </w:r>
       <w:r>
         <w:rPr>
@@ -1329,315 +265,7 @@
           <w:sz w:val="22"/>
           <w:szCs w:val="22"/>
         </w:rPr>
-        <w:t xml:space="preserve">Por favor revise lo </w:t>
-      </w:r>
-      <w:proofErr w:type="spellStart"/>
-      <w:r>
-        <w:rPr>
-          <w:rStyle w:val="normaltextrun"/>
-          <w:rFonts w:ascii="Calibri" w:eastAsia="Calibri" w:hAnsi="Calibri" w:cs="Calibri"/>
-          <w:b/>
-          <w:bCs/>
-          <w:i/>
-          <w:iCs/>
-          <w:sz w:val="22"/>
-          <w:szCs w:val="22"/>
-        </w:rPr>
-        <w:t>siguiente</w:t>
-      </w:r>
-      <w:proofErr w:type="spellEnd"/>
-      <w:r>
-        <w:rPr>
-          <w:rStyle w:val="normaltextrun"/>
-          <w:rFonts w:ascii="Calibri" w:eastAsia="Calibri" w:hAnsi="Calibri" w:cs="Calibri"/>
-          <w:b/>
-          <w:bCs/>
-          <w:i/>
-          <w:iCs/>
-          <w:sz w:val="22"/>
-          <w:szCs w:val="22"/>
-        </w:rPr>
-        <w:t xml:space="preserve"> para </w:t>
-      </w:r>
-      <w:proofErr w:type="spellStart"/>
-      <w:r>
-        <w:rPr>
-          <w:rStyle w:val="normaltextrun"/>
-          <w:rFonts w:ascii="Calibri" w:eastAsia="Calibri" w:hAnsi="Calibri" w:cs="Calibri"/>
-          <w:b/>
-          <w:bCs/>
-          <w:i/>
-          <w:iCs/>
-          <w:sz w:val="22"/>
-          <w:szCs w:val="22"/>
-        </w:rPr>
-        <w:t>confirmar</w:t>
-      </w:r>
-      <w:proofErr w:type="spellEnd"/>
-      <w:r>
-        <w:rPr>
-          <w:rStyle w:val="normaltextrun"/>
-          <w:rFonts w:ascii="Calibri" w:eastAsia="Calibri" w:hAnsi="Calibri" w:cs="Calibri"/>
-          <w:b/>
-          <w:bCs/>
-          <w:i/>
-          <w:iCs/>
-          <w:sz w:val="22"/>
-          <w:szCs w:val="22"/>
-        </w:rPr>
-        <w:t xml:space="preserve"> que </w:t>
-      </w:r>
-      <w:proofErr w:type="spellStart"/>
-      <w:r>
-        <w:rPr>
-          <w:rStyle w:val="normaltextrun"/>
-          <w:rFonts w:ascii="Calibri" w:eastAsia="Calibri" w:hAnsi="Calibri" w:cs="Calibri"/>
-          <w:b/>
-          <w:bCs/>
-          <w:i/>
-          <w:iCs/>
-          <w:sz w:val="22"/>
-          <w:szCs w:val="22"/>
-        </w:rPr>
-        <w:t>entiende</w:t>
-      </w:r>
-      <w:proofErr w:type="spellEnd"/>
-      <w:r>
-        <w:rPr>
-          <w:rStyle w:val="normaltextrun"/>
-          <w:rFonts w:ascii="Calibri" w:eastAsia="Calibri" w:hAnsi="Calibri" w:cs="Calibri"/>
-          <w:b/>
-          <w:bCs/>
-          <w:i/>
-          <w:iCs/>
-          <w:sz w:val="22"/>
-          <w:szCs w:val="22"/>
-        </w:rPr>
-        <w:t xml:space="preserve"> y </w:t>
-      </w:r>
-      <w:proofErr w:type="spellStart"/>
-      <w:r>
-        <w:rPr>
-          <w:rStyle w:val="normaltextrun"/>
-          <w:rFonts w:ascii="Calibri" w:eastAsia="Calibri" w:hAnsi="Calibri" w:cs="Calibri"/>
-          <w:b/>
-          <w:bCs/>
-          <w:i/>
-          <w:iCs/>
-          <w:sz w:val="22"/>
-          <w:szCs w:val="22"/>
-        </w:rPr>
-        <w:t>está</w:t>
-      </w:r>
-      <w:proofErr w:type="spellEnd"/>
-      <w:r>
-        <w:rPr>
-          <w:rStyle w:val="normaltextrun"/>
-          <w:rFonts w:ascii="Calibri" w:eastAsia="Calibri" w:hAnsi="Calibri" w:cs="Calibri"/>
-          <w:b/>
-          <w:bCs/>
-          <w:i/>
-          <w:iCs/>
-          <w:sz w:val="22"/>
-          <w:szCs w:val="22"/>
-        </w:rPr>
-        <w:t xml:space="preserve"> de </w:t>
-      </w:r>
-      <w:proofErr w:type="spellStart"/>
-      <w:r>
-        <w:rPr>
-          <w:rStyle w:val="normaltextrun"/>
-          <w:rFonts w:ascii="Calibri" w:eastAsia="Calibri" w:hAnsi="Calibri" w:cs="Calibri"/>
-          <w:b/>
-          <w:bCs/>
-          <w:i/>
-          <w:iCs/>
-          <w:sz w:val="22"/>
-          <w:szCs w:val="22"/>
-        </w:rPr>
-        <w:t>acuerdo</w:t>
-      </w:r>
-      <w:proofErr w:type="spellEnd"/>
-      <w:r>
-        <w:rPr>
-          <w:rStyle w:val="normaltextrun"/>
-          <w:rFonts w:ascii="Calibri" w:eastAsia="Calibri" w:hAnsi="Calibri" w:cs="Calibri"/>
-          <w:b/>
-          <w:bCs/>
-          <w:i/>
-          <w:iCs/>
-          <w:sz w:val="22"/>
-          <w:szCs w:val="22"/>
-        </w:rPr>
-        <w:t xml:space="preserve">, y luego </w:t>
-      </w:r>
-      <w:proofErr w:type="spellStart"/>
-      <w:r>
-        <w:rPr>
-          <w:rStyle w:val="normaltextrun"/>
-          <w:rFonts w:ascii="Calibri" w:eastAsia="Calibri" w:hAnsi="Calibri" w:cs="Calibri"/>
-          <w:b/>
-          <w:bCs/>
-          <w:i/>
-          <w:iCs/>
-          <w:sz w:val="22"/>
-          <w:szCs w:val="22"/>
-        </w:rPr>
-        <w:t>firme</w:t>
-      </w:r>
-      <w:proofErr w:type="spellEnd"/>
-      <w:r>
-        <w:rPr>
-          <w:rStyle w:val="normaltextrun"/>
-          <w:rFonts w:ascii="Calibri" w:eastAsia="Calibri" w:hAnsi="Calibri" w:cs="Calibri"/>
-          <w:b/>
-          <w:bCs/>
-          <w:i/>
-          <w:iCs/>
-          <w:sz w:val="22"/>
-          <w:szCs w:val="22"/>
-        </w:rPr>
-        <w:t xml:space="preserve"> y </w:t>
-      </w:r>
-      <w:proofErr w:type="spellStart"/>
-      <w:r>
-        <w:rPr>
-          <w:rStyle w:val="normaltextrun"/>
-          <w:rFonts w:ascii="Calibri" w:eastAsia="Calibri" w:hAnsi="Calibri" w:cs="Calibri"/>
-          <w:b/>
-          <w:bCs/>
-          <w:i/>
-          <w:iCs/>
-          <w:sz w:val="22"/>
-          <w:szCs w:val="22"/>
-        </w:rPr>
-        <w:t>coloque</w:t>
-      </w:r>
-      <w:proofErr w:type="spellEnd"/>
-      <w:r>
-        <w:rPr>
-          <w:rStyle w:val="normaltextrun"/>
-          <w:rFonts w:ascii="Calibri" w:eastAsia="Calibri" w:hAnsi="Calibri" w:cs="Calibri"/>
-          <w:b/>
-          <w:bCs/>
-          <w:i/>
-          <w:iCs/>
-          <w:sz w:val="22"/>
-          <w:szCs w:val="22"/>
-        </w:rPr>
-        <w:t xml:space="preserve"> la </w:t>
-      </w:r>
-      <w:proofErr w:type="spellStart"/>
-      <w:r>
-        <w:rPr>
-          <w:rStyle w:val="normaltextrun"/>
-          <w:rFonts w:ascii="Calibri" w:eastAsia="Calibri" w:hAnsi="Calibri" w:cs="Calibri"/>
-          <w:b/>
-          <w:bCs/>
-          <w:i/>
-          <w:iCs/>
-          <w:sz w:val="22"/>
-          <w:szCs w:val="22"/>
-        </w:rPr>
-        <w:t>fecha</w:t>
-      </w:r>
-      <w:proofErr w:type="spellEnd"/>
-      <w:r>
-        <w:rPr>
-          <w:rStyle w:val="normaltextrun"/>
-          <w:rFonts w:ascii="Calibri" w:eastAsia="Calibri" w:hAnsi="Calibri" w:cs="Calibri"/>
-          <w:b/>
-          <w:bCs/>
-          <w:i/>
-          <w:iCs/>
-          <w:sz w:val="22"/>
-          <w:szCs w:val="22"/>
-        </w:rPr>
-        <w:t xml:space="preserve"> </w:t>
-      </w:r>
-      <w:proofErr w:type="spellStart"/>
-      <w:r>
-        <w:rPr>
-          <w:rStyle w:val="normaltextrun"/>
-          <w:rFonts w:ascii="Calibri" w:eastAsia="Calibri" w:hAnsi="Calibri" w:cs="Calibri"/>
-          <w:b/>
-          <w:bCs/>
-          <w:i/>
-          <w:iCs/>
-          <w:sz w:val="22"/>
-          <w:szCs w:val="22"/>
-        </w:rPr>
-        <w:t>en</w:t>
-      </w:r>
-      <w:proofErr w:type="spellEnd"/>
-      <w:r>
-        <w:rPr>
-          <w:rStyle w:val="normaltextrun"/>
-          <w:rFonts w:ascii="Calibri" w:eastAsia="Calibri" w:hAnsi="Calibri" w:cs="Calibri"/>
-          <w:b/>
-          <w:bCs/>
-          <w:i/>
-          <w:iCs/>
-          <w:sz w:val="22"/>
-          <w:szCs w:val="22"/>
-        </w:rPr>
-        <w:t xml:space="preserve"> la </w:t>
-      </w:r>
-      <w:proofErr w:type="spellStart"/>
-      <w:r>
-        <w:rPr>
-          <w:rStyle w:val="normaltextrun"/>
-          <w:rFonts w:ascii="Calibri" w:eastAsia="Calibri" w:hAnsi="Calibri" w:cs="Calibri"/>
-          <w:b/>
-          <w:bCs/>
-          <w:i/>
-          <w:iCs/>
-          <w:sz w:val="22"/>
-          <w:szCs w:val="22"/>
-        </w:rPr>
-        <w:t>parte</w:t>
-      </w:r>
-      <w:proofErr w:type="spellEnd"/>
-      <w:r>
-        <w:rPr>
-          <w:rStyle w:val="normaltextrun"/>
-          <w:rFonts w:ascii="Calibri" w:eastAsia="Calibri" w:hAnsi="Calibri" w:cs="Calibri"/>
-          <w:b/>
-          <w:bCs/>
-          <w:i/>
-          <w:iCs/>
-          <w:sz w:val="22"/>
-          <w:szCs w:val="22"/>
-        </w:rPr>
-        <w:t xml:space="preserve"> inferior de la </w:t>
-      </w:r>
-      <w:proofErr w:type="spellStart"/>
-      <w:r>
-        <w:rPr>
-          <w:rStyle w:val="normaltextrun"/>
-          <w:rFonts w:ascii="Calibri" w:eastAsia="Calibri" w:hAnsi="Calibri" w:cs="Calibri"/>
-          <w:b/>
-          <w:bCs/>
-          <w:i/>
-          <w:iCs/>
-          <w:sz w:val="22"/>
-          <w:szCs w:val="22"/>
-        </w:rPr>
-        <w:t>página</w:t>
-      </w:r>
-      <w:proofErr w:type="spellEnd"/>
-      <w:r>
-        <w:rPr>
-          <w:rStyle w:val="normaltextrun"/>
-          <w:rFonts w:ascii="Calibri" w:eastAsia="Calibri" w:hAnsi="Calibri" w:cs="Calibri"/>
-          <w:b/>
-          <w:bCs/>
-          <w:i/>
-          <w:iCs/>
-          <w:sz w:val="22"/>
-          <w:szCs w:val="22"/>
-        </w:rPr>
-        <w:t xml:space="preserve">: </w:t>
+        <w:t xml:space="preserve">Por favor revise lo siguiente para confirmar que entiende y está de acuerdo, y luego firme y coloque la fecha en la parte inferior de la página: </w:t>
       </w:r>
     </w:p>
     <w:p>
@@ -1669,7 +297,6 @@
           <w:szCs w:val="22"/>
         </w:rPr>
       </w:pPr>
-      <w:proofErr w:type="spellStart"/>
       <w:r>
         <w:rPr>
           <w:rStyle w:val="normaltextrun"/>
@@ -1677,497 +304,7 @@
           <w:sz w:val="22"/>
           <w:szCs w:val="22"/>
         </w:rPr>
-        <w:t>Entiendo</w:t>
-      </w:r>
-      <w:proofErr w:type="spellEnd"/>
-      <w:r>
-        <w:rPr>
-          <w:rStyle w:val="normaltextrun"/>
-          <w:rFonts w:ascii="Calibri" w:eastAsia="Calibri" w:hAnsi="Calibri" w:cs="Calibri"/>
-          <w:sz w:val="22"/>
-          <w:szCs w:val="22"/>
-        </w:rPr>
-        <w:t xml:space="preserve"> que las </w:t>
-      </w:r>
-      <w:proofErr w:type="spellStart"/>
-      <w:r>
-        <w:rPr>
-          <w:rStyle w:val="normaltextrun"/>
-          <w:rFonts w:ascii="Calibri" w:eastAsia="Calibri" w:hAnsi="Calibri" w:cs="Calibri"/>
-          <w:sz w:val="22"/>
-          <w:szCs w:val="22"/>
-        </w:rPr>
-        <w:t>organizaciones</w:t>
-      </w:r>
-      <w:proofErr w:type="spellEnd"/>
-      <w:r>
-        <w:rPr>
-          <w:rStyle w:val="normaltextrun"/>
-          <w:rFonts w:ascii="Calibri" w:eastAsia="Calibri" w:hAnsi="Calibri" w:cs="Calibri"/>
-          <w:sz w:val="22"/>
-          <w:szCs w:val="22"/>
-        </w:rPr>
-        <w:t xml:space="preserve"> </w:t>
-      </w:r>
-      <w:proofErr w:type="spellStart"/>
-      <w:r>
-        <w:rPr>
-          <w:rStyle w:val="normaltextrun"/>
-          <w:rFonts w:ascii="Calibri" w:eastAsia="Calibri" w:hAnsi="Calibri" w:cs="Calibri"/>
-          <w:sz w:val="22"/>
-          <w:szCs w:val="22"/>
-        </w:rPr>
-        <w:t>presentes</w:t>
-      </w:r>
-      <w:proofErr w:type="spellEnd"/>
-      <w:r>
-        <w:rPr>
-          <w:rStyle w:val="normaltextrun"/>
-          <w:rFonts w:ascii="Calibri" w:eastAsia="Calibri" w:hAnsi="Calibri" w:cs="Calibri"/>
-          <w:sz w:val="22"/>
-          <w:szCs w:val="22"/>
-        </w:rPr>
-        <w:t xml:space="preserve"> hoy me </w:t>
-      </w:r>
-      <w:proofErr w:type="spellStart"/>
-      <w:r>
-        <w:rPr>
-          <w:rStyle w:val="normaltextrun"/>
-          <w:rFonts w:ascii="Calibri" w:eastAsia="Calibri" w:hAnsi="Calibri" w:cs="Calibri"/>
-          <w:sz w:val="22"/>
-          <w:szCs w:val="22"/>
-        </w:rPr>
-        <w:t>informaran</w:t>
-      </w:r>
-      <w:proofErr w:type="spellEnd"/>
-      <w:r>
-        <w:rPr>
-          <w:rStyle w:val="normaltextrun"/>
-          <w:rFonts w:ascii="Calibri" w:eastAsia="Calibri" w:hAnsi="Calibri" w:cs="Calibri"/>
-          <w:sz w:val="22"/>
-          <w:szCs w:val="22"/>
-        </w:rPr>
-        <w:t xml:space="preserve"> </w:t>
-      </w:r>
-      <w:proofErr w:type="spellStart"/>
-      <w:r>
-        <w:rPr>
-          <w:rStyle w:val="normaltextrun"/>
-          <w:rFonts w:ascii="Calibri" w:eastAsia="Calibri" w:hAnsi="Calibri" w:cs="Calibri"/>
-          <w:sz w:val="22"/>
-          <w:szCs w:val="22"/>
-        </w:rPr>
-        <w:t>sobre</w:t>
-      </w:r>
-      <w:proofErr w:type="spellEnd"/>
-      <w:r>
-        <w:rPr>
-          <w:rStyle w:val="normaltextrun"/>
-          <w:rFonts w:ascii="Calibri" w:eastAsia="Calibri" w:hAnsi="Calibri" w:cs="Calibri"/>
-          <w:sz w:val="22"/>
-          <w:szCs w:val="22"/>
-        </w:rPr>
-        <w:t xml:space="preserve"> mis derechos </w:t>
-      </w:r>
-      <w:proofErr w:type="spellStart"/>
-      <w:r>
-        <w:rPr>
-          <w:rStyle w:val="normaltextrun"/>
-          <w:rFonts w:ascii="Calibri" w:eastAsia="Calibri" w:hAnsi="Calibri" w:cs="Calibri"/>
-          <w:sz w:val="22"/>
-          <w:szCs w:val="22"/>
-        </w:rPr>
-        <w:t>legales</w:t>
-      </w:r>
-      <w:proofErr w:type="spellEnd"/>
-      <w:r>
-        <w:rPr>
-          <w:rStyle w:val="normaltextrun"/>
-          <w:rFonts w:ascii="Calibri" w:eastAsia="Calibri" w:hAnsi="Calibri" w:cs="Calibri"/>
-          <w:sz w:val="22"/>
-          <w:szCs w:val="22"/>
-        </w:rPr>
-        <w:t xml:space="preserve">, me </w:t>
-      </w:r>
-      <w:proofErr w:type="spellStart"/>
-      <w:r>
-        <w:rPr>
-          <w:rStyle w:val="normaltextrun"/>
-          <w:rFonts w:ascii="Calibri" w:eastAsia="Calibri" w:hAnsi="Calibri" w:cs="Calibri"/>
-          <w:sz w:val="22"/>
-          <w:szCs w:val="22"/>
-        </w:rPr>
-        <w:t>ayudaran</w:t>
-      </w:r>
-      <w:proofErr w:type="spellEnd"/>
-      <w:r>
-        <w:rPr>
-          <w:rStyle w:val="normaltextrun"/>
-          <w:rFonts w:ascii="Calibri" w:eastAsia="Calibri" w:hAnsi="Calibri" w:cs="Calibri"/>
-          <w:sz w:val="22"/>
-          <w:szCs w:val="22"/>
-        </w:rPr>
-        <w:t xml:space="preserve"> a </w:t>
-      </w:r>
-      <w:proofErr w:type="spellStart"/>
-      <w:r>
-        <w:rPr>
-          <w:rStyle w:val="normaltextrun"/>
-          <w:rFonts w:ascii="Calibri" w:eastAsia="Calibri" w:hAnsi="Calibri" w:cs="Calibri"/>
-          <w:sz w:val="22"/>
-          <w:szCs w:val="22"/>
-        </w:rPr>
-        <w:t>comprender</w:t>
-      </w:r>
-      <w:proofErr w:type="spellEnd"/>
-      <w:r>
-        <w:rPr>
-          <w:rStyle w:val="normaltextrun"/>
-          <w:rFonts w:ascii="Calibri" w:eastAsia="Calibri" w:hAnsi="Calibri" w:cs="Calibri"/>
-          <w:sz w:val="22"/>
-          <w:szCs w:val="22"/>
-        </w:rPr>
-        <w:t xml:space="preserve"> </w:t>
-      </w:r>
-      <w:proofErr w:type="spellStart"/>
-      <w:r>
-        <w:rPr>
-          <w:rStyle w:val="normaltextrun"/>
-          <w:rFonts w:ascii="Calibri" w:eastAsia="Calibri" w:hAnsi="Calibri" w:cs="Calibri"/>
-          <w:sz w:val="22"/>
-          <w:szCs w:val="22"/>
-        </w:rPr>
-        <w:t>el</w:t>
-      </w:r>
-      <w:proofErr w:type="spellEnd"/>
-      <w:r>
-        <w:rPr>
-          <w:rStyle w:val="normaltextrun"/>
-          <w:rFonts w:ascii="Calibri" w:eastAsia="Calibri" w:hAnsi="Calibri" w:cs="Calibri"/>
-          <w:sz w:val="22"/>
-          <w:szCs w:val="22"/>
-        </w:rPr>
-        <w:t xml:space="preserve"> </w:t>
-      </w:r>
-      <w:proofErr w:type="spellStart"/>
-      <w:r>
-        <w:rPr>
-          <w:rStyle w:val="normaltextrun"/>
-          <w:rFonts w:ascii="Calibri" w:eastAsia="Calibri" w:hAnsi="Calibri" w:cs="Calibri"/>
-          <w:sz w:val="22"/>
-          <w:szCs w:val="22"/>
-        </w:rPr>
-        <w:t>proceso</w:t>
-      </w:r>
-      <w:proofErr w:type="spellEnd"/>
-      <w:r>
-        <w:rPr>
-          <w:rStyle w:val="normaltextrun"/>
-          <w:rFonts w:ascii="Calibri" w:eastAsia="Calibri" w:hAnsi="Calibri" w:cs="Calibri"/>
-          <w:sz w:val="22"/>
-          <w:szCs w:val="22"/>
-        </w:rPr>
-        <w:t xml:space="preserve"> legal, y </w:t>
-      </w:r>
-      <w:proofErr w:type="spellStart"/>
-      <w:r>
-        <w:rPr>
-          <w:rStyle w:val="normaltextrun"/>
-          <w:rFonts w:ascii="Calibri" w:eastAsia="Calibri" w:hAnsi="Calibri" w:cs="Calibri"/>
-          <w:sz w:val="22"/>
-          <w:szCs w:val="22"/>
-        </w:rPr>
-        <w:t>revisaran</w:t>
-      </w:r>
-      <w:proofErr w:type="spellEnd"/>
-      <w:r>
-        <w:rPr>
-          <w:rStyle w:val="normaltextrun"/>
-          <w:rFonts w:ascii="Calibri" w:eastAsia="Calibri" w:hAnsi="Calibri" w:cs="Calibri"/>
-          <w:sz w:val="22"/>
-          <w:szCs w:val="22"/>
-        </w:rPr>
-        <w:t xml:space="preserve"> mis </w:t>
-      </w:r>
-      <w:proofErr w:type="spellStart"/>
-      <w:r>
-        <w:rPr>
-          <w:rStyle w:val="normaltextrun"/>
-          <w:rFonts w:ascii="Calibri" w:eastAsia="Calibri" w:hAnsi="Calibri" w:cs="Calibri"/>
-          <w:sz w:val="22"/>
-          <w:szCs w:val="22"/>
-        </w:rPr>
-        <w:t>documentos</w:t>
-      </w:r>
-      <w:proofErr w:type="spellEnd"/>
-      <w:r>
-        <w:rPr>
-          <w:rStyle w:val="normaltextrun"/>
-          <w:rFonts w:ascii="Calibri" w:eastAsia="Calibri" w:hAnsi="Calibri" w:cs="Calibri"/>
-          <w:sz w:val="22"/>
-          <w:szCs w:val="22"/>
-        </w:rPr>
-        <w:t xml:space="preserve">. Las </w:t>
-      </w:r>
-      <w:proofErr w:type="spellStart"/>
-      <w:r>
-        <w:rPr>
-          <w:rStyle w:val="normaltextrun"/>
-          <w:rFonts w:ascii="Calibri" w:eastAsia="Calibri" w:hAnsi="Calibri" w:cs="Calibri"/>
-          <w:sz w:val="22"/>
-          <w:szCs w:val="22"/>
-        </w:rPr>
-        <w:t>organizaciones</w:t>
-      </w:r>
-      <w:proofErr w:type="spellEnd"/>
-      <w:r>
-        <w:rPr>
-          <w:rStyle w:val="normaltextrun"/>
-          <w:rFonts w:ascii="Calibri" w:eastAsia="Calibri" w:hAnsi="Calibri" w:cs="Calibri"/>
-          <w:sz w:val="22"/>
-          <w:szCs w:val="22"/>
-        </w:rPr>
-        <w:t xml:space="preserve"> o abogados </w:t>
-      </w:r>
-      <w:proofErr w:type="spellStart"/>
-      <w:r>
-        <w:rPr>
-          <w:rStyle w:val="normaltextrun"/>
-          <w:rFonts w:ascii="Calibri" w:eastAsia="Calibri" w:hAnsi="Calibri" w:cs="Calibri"/>
-          <w:sz w:val="22"/>
-          <w:szCs w:val="22"/>
-        </w:rPr>
-        <w:t>presentes</w:t>
-      </w:r>
-      <w:proofErr w:type="spellEnd"/>
-      <w:r>
-        <w:rPr>
-          <w:rStyle w:val="normaltextrun"/>
-          <w:rFonts w:ascii="Calibri" w:eastAsia="Calibri" w:hAnsi="Calibri" w:cs="Calibri"/>
-          <w:sz w:val="22"/>
-          <w:szCs w:val="22"/>
-        </w:rPr>
-        <w:t xml:space="preserve"> hoy no </w:t>
-      </w:r>
-      <w:proofErr w:type="spellStart"/>
-      <w:r>
-        <w:rPr>
-          <w:rStyle w:val="normaltextrun"/>
-          <w:rFonts w:ascii="Calibri" w:eastAsia="Calibri" w:hAnsi="Calibri" w:cs="Calibri"/>
-          <w:sz w:val="22"/>
-          <w:szCs w:val="22"/>
-        </w:rPr>
-        <w:t>actuaran</w:t>
-      </w:r>
-      <w:proofErr w:type="spellEnd"/>
-      <w:r>
-        <w:rPr>
-          <w:rStyle w:val="normaltextrun"/>
-          <w:rFonts w:ascii="Calibri" w:eastAsia="Calibri" w:hAnsi="Calibri" w:cs="Calibri"/>
-          <w:sz w:val="22"/>
-          <w:szCs w:val="22"/>
-        </w:rPr>
-        <w:t xml:space="preserve"> </w:t>
-      </w:r>
-      <w:proofErr w:type="spellStart"/>
-      <w:r>
-        <w:rPr>
-          <w:rStyle w:val="normaltextrun"/>
-          <w:rFonts w:ascii="Calibri" w:eastAsia="Calibri" w:hAnsi="Calibri" w:cs="Calibri"/>
-          <w:sz w:val="22"/>
-          <w:szCs w:val="22"/>
-        </w:rPr>
-        <w:t>como</w:t>
-      </w:r>
-      <w:proofErr w:type="spellEnd"/>
-      <w:r>
-        <w:rPr>
-          <w:rStyle w:val="normaltextrun"/>
-          <w:rFonts w:ascii="Calibri" w:eastAsia="Calibri" w:hAnsi="Calibri" w:cs="Calibri"/>
-          <w:sz w:val="22"/>
-          <w:szCs w:val="22"/>
-        </w:rPr>
-        <w:t xml:space="preserve"> mis </w:t>
-      </w:r>
-      <w:proofErr w:type="spellStart"/>
-      <w:r>
-        <w:rPr>
-          <w:rStyle w:val="normaltextrun"/>
-          <w:rFonts w:ascii="Calibri" w:eastAsia="Calibri" w:hAnsi="Calibri" w:cs="Calibri"/>
-          <w:sz w:val="22"/>
-          <w:szCs w:val="22"/>
-        </w:rPr>
-        <w:t>representantes</w:t>
-      </w:r>
-      <w:proofErr w:type="spellEnd"/>
-      <w:r>
-        <w:rPr>
-          <w:rStyle w:val="normaltextrun"/>
-          <w:rFonts w:ascii="Calibri" w:eastAsia="Calibri" w:hAnsi="Calibri" w:cs="Calibri"/>
-          <w:sz w:val="22"/>
-          <w:szCs w:val="22"/>
-        </w:rPr>
-        <w:t xml:space="preserve"> </w:t>
-      </w:r>
-      <w:proofErr w:type="spellStart"/>
-      <w:r>
-        <w:rPr>
-          <w:rStyle w:val="normaltextrun"/>
-          <w:rFonts w:ascii="Calibri" w:eastAsia="Calibri" w:hAnsi="Calibri" w:cs="Calibri"/>
-          <w:sz w:val="22"/>
-          <w:szCs w:val="22"/>
-        </w:rPr>
-        <w:t>legales</w:t>
-      </w:r>
-      <w:proofErr w:type="spellEnd"/>
-      <w:r>
-        <w:rPr>
-          <w:rStyle w:val="normaltextrun"/>
-          <w:rFonts w:ascii="Calibri" w:eastAsia="Calibri" w:hAnsi="Calibri" w:cs="Calibri"/>
-          <w:sz w:val="22"/>
-          <w:szCs w:val="22"/>
-        </w:rPr>
-        <w:t xml:space="preserve">, </w:t>
-      </w:r>
-      <w:proofErr w:type="spellStart"/>
-      <w:r>
-        <w:rPr>
-          <w:rStyle w:val="normaltextrun"/>
-          <w:rFonts w:ascii="Calibri" w:eastAsia="Calibri" w:hAnsi="Calibri" w:cs="Calibri"/>
-          <w:sz w:val="22"/>
-          <w:szCs w:val="22"/>
-        </w:rPr>
-        <w:t>ni</w:t>
-      </w:r>
-      <w:proofErr w:type="spellEnd"/>
-      <w:r>
-        <w:rPr>
-          <w:rStyle w:val="normaltextrun"/>
-          <w:rFonts w:ascii="Calibri" w:eastAsia="Calibri" w:hAnsi="Calibri" w:cs="Calibri"/>
-          <w:sz w:val="22"/>
-          <w:szCs w:val="22"/>
-        </w:rPr>
-        <w:t xml:space="preserve"> me </w:t>
-      </w:r>
-      <w:proofErr w:type="spellStart"/>
-      <w:r>
-        <w:rPr>
-          <w:rStyle w:val="normaltextrun"/>
-          <w:rFonts w:ascii="Calibri" w:eastAsia="Calibri" w:hAnsi="Calibri" w:cs="Calibri"/>
-          <w:sz w:val="22"/>
-          <w:szCs w:val="22"/>
-        </w:rPr>
-        <w:t>representaran</w:t>
-      </w:r>
-      <w:proofErr w:type="spellEnd"/>
-      <w:r>
-        <w:rPr>
-          <w:rStyle w:val="normaltextrun"/>
-          <w:rFonts w:ascii="Calibri" w:eastAsia="Calibri" w:hAnsi="Calibri" w:cs="Calibri"/>
-          <w:sz w:val="22"/>
-          <w:szCs w:val="22"/>
-        </w:rPr>
-        <w:t xml:space="preserve"> </w:t>
-      </w:r>
-      <w:proofErr w:type="spellStart"/>
-      <w:r>
-        <w:rPr>
-          <w:rStyle w:val="normaltextrun"/>
-          <w:rFonts w:ascii="Calibri" w:eastAsia="Calibri" w:hAnsi="Calibri" w:cs="Calibri"/>
-          <w:sz w:val="22"/>
-          <w:szCs w:val="22"/>
-        </w:rPr>
-        <w:t>después</w:t>
-      </w:r>
-      <w:proofErr w:type="spellEnd"/>
-      <w:r>
-        <w:rPr>
-          <w:rStyle w:val="normaltextrun"/>
-          <w:rFonts w:ascii="Calibri" w:eastAsia="Calibri" w:hAnsi="Calibri" w:cs="Calibri"/>
-          <w:sz w:val="22"/>
-          <w:szCs w:val="22"/>
-        </w:rPr>
-        <w:t xml:space="preserve"> de hoy al </w:t>
-      </w:r>
-      <w:proofErr w:type="spellStart"/>
-      <w:r>
-        <w:rPr>
-          <w:rStyle w:val="normaltextrun"/>
-          <w:rFonts w:ascii="Calibri" w:eastAsia="Calibri" w:hAnsi="Calibri" w:cs="Calibri"/>
-          <w:sz w:val="22"/>
-          <w:szCs w:val="22"/>
-        </w:rPr>
-        <w:t>menos</w:t>
-      </w:r>
-      <w:proofErr w:type="spellEnd"/>
-      <w:r>
-        <w:rPr>
-          <w:rStyle w:val="normaltextrun"/>
-          <w:rFonts w:ascii="Calibri" w:eastAsia="Calibri" w:hAnsi="Calibri" w:cs="Calibri"/>
-          <w:sz w:val="22"/>
-          <w:szCs w:val="22"/>
-        </w:rPr>
-        <w:t xml:space="preserve"> que </w:t>
-      </w:r>
-      <w:proofErr w:type="spellStart"/>
-      <w:r>
-        <w:rPr>
-          <w:rStyle w:val="normaltextrun"/>
-          <w:rFonts w:ascii="Calibri" w:eastAsia="Calibri" w:hAnsi="Calibri" w:cs="Calibri"/>
-          <w:sz w:val="22"/>
-          <w:szCs w:val="22"/>
-        </w:rPr>
-        <w:t>sea</w:t>
-      </w:r>
-      <w:proofErr w:type="spellEnd"/>
-      <w:r>
-        <w:rPr>
-          <w:rStyle w:val="normaltextrun"/>
-          <w:rFonts w:ascii="Calibri" w:eastAsia="Calibri" w:hAnsi="Calibri" w:cs="Calibri"/>
-          <w:sz w:val="22"/>
-          <w:szCs w:val="22"/>
-        </w:rPr>
-        <w:t xml:space="preserve"> </w:t>
-      </w:r>
-      <w:proofErr w:type="spellStart"/>
-      <w:r>
-        <w:rPr>
-          <w:rStyle w:val="normaltextrun"/>
-          <w:rFonts w:ascii="Calibri" w:eastAsia="Calibri" w:hAnsi="Calibri" w:cs="Calibri"/>
-          <w:sz w:val="22"/>
-          <w:szCs w:val="22"/>
-        </w:rPr>
-        <w:t>discutido</w:t>
-      </w:r>
-      <w:proofErr w:type="spellEnd"/>
-      <w:r>
-        <w:rPr>
-          <w:rStyle w:val="normaltextrun"/>
-          <w:rFonts w:ascii="Calibri" w:eastAsia="Calibri" w:hAnsi="Calibri" w:cs="Calibri"/>
-          <w:sz w:val="22"/>
-          <w:szCs w:val="22"/>
-        </w:rPr>
-        <w:t xml:space="preserve"> </w:t>
-      </w:r>
-      <w:proofErr w:type="spellStart"/>
-      <w:r>
-        <w:rPr>
-          <w:rStyle w:val="normaltextrun"/>
-          <w:rFonts w:ascii="Calibri" w:eastAsia="Calibri" w:hAnsi="Calibri" w:cs="Calibri"/>
-          <w:sz w:val="22"/>
-          <w:szCs w:val="22"/>
-        </w:rPr>
-        <w:t>específicamente</w:t>
-      </w:r>
-      <w:proofErr w:type="spellEnd"/>
-      <w:r>
-        <w:rPr>
-          <w:rStyle w:val="normaltextrun"/>
-          <w:rFonts w:ascii="Calibri" w:eastAsia="Calibri" w:hAnsi="Calibri" w:cs="Calibri"/>
-          <w:sz w:val="22"/>
-          <w:szCs w:val="22"/>
-        </w:rPr>
-        <w:t xml:space="preserve">.  </w:t>
+        <w:t xml:space="preserve">Entiendo que las organizaciones presentes hoy me informaran sobre mis derechos legales, me ayudaran a comprender el proceso legal, y revisaran mis documentos. Las organizaciones o abogados presentes hoy no actuaran como mis representantes legales, ni me representaran después de hoy al menos que sea discutido específicamente.  </w:t>
       </w:r>
     </w:p>
     <w:p>
@@ -2192,241 +329,7 @@
           <w:sz w:val="22"/>
           <w:szCs w:val="22"/>
         </w:rPr>
-        <w:t xml:space="preserve">He </w:t>
-      </w:r>
-      <w:proofErr w:type="spellStart"/>
-      <w:r>
-        <w:rPr>
-          <w:rFonts w:ascii="Calibri" w:eastAsia="Calibri" w:hAnsi="Calibri" w:cs="Calibri"/>
-          <w:sz w:val="22"/>
-          <w:szCs w:val="22"/>
-        </w:rPr>
-        <w:t>proporcionado</w:t>
-      </w:r>
-      <w:proofErr w:type="spellEnd"/>
-      <w:r>
-        <w:rPr>
-          <w:rFonts w:ascii="Calibri" w:eastAsia="Calibri" w:hAnsi="Calibri" w:cs="Calibri"/>
-          <w:sz w:val="22"/>
-          <w:szCs w:val="22"/>
-        </w:rPr>
-        <w:t xml:space="preserve"> mi </w:t>
-      </w:r>
-      <w:proofErr w:type="spellStart"/>
-      <w:r>
-        <w:rPr>
-          <w:rFonts w:ascii="Calibri" w:eastAsia="Calibri" w:hAnsi="Calibri" w:cs="Calibri"/>
-          <w:sz w:val="22"/>
-          <w:szCs w:val="22"/>
-        </w:rPr>
-        <w:t>información</w:t>
-      </w:r>
-      <w:proofErr w:type="spellEnd"/>
-      <w:r>
-        <w:rPr>
-          <w:rFonts w:ascii="Calibri" w:eastAsia="Calibri" w:hAnsi="Calibri" w:cs="Calibri"/>
-          <w:sz w:val="22"/>
-          <w:szCs w:val="22"/>
-        </w:rPr>
-        <w:t xml:space="preserve"> a </w:t>
-      </w:r>
-      <w:proofErr w:type="spellStart"/>
-      <w:r>
-        <w:rPr>
-          <w:rFonts w:ascii="Calibri" w:eastAsia="Calibri" w:hAnsi="Calibri" w:cs="Calibri"/>
-          <w:sz w:val="22"/>
-          <w:szCs w:val="22"/>
-        </w:rPr>
-        <w:t>el</w:t>
-      </w:r>
-      <w:proofErr w:type="spellEnd"/>
-      <w:r>
-        <w:rPr>
-          <w:rFonts w:ascii="Calibri" w:eastAsia="Calibri" w:hAnsi="Calibri" w:cs="Calibri"/>
-          <w:sz w:val="22"/>
-          <w:szCs w:val="22"/>
-        </w:rPr>
-        <w:t xml:space="preserve"> taller de </w:t>
-      </w:r>
-      <w:proofErr w:type="spellStart"/>
-      <w:r>
-        <w:rPr>
-          <w:rFonts w:ascii="Calibri" w:eastAsia="Calibri" w:hAnsi="Calibri" w:cs="Calibri"/>
-          <w:sz w:val="22"/>
-          <w:szCs w:val="22"/>
-        </w:rPr>
-        <w:t>inmigración</w:t>
-      </w:r>
-      <w:proofErr w:type="spellEnd"/>
-      <w:r>
-        <w:rPr>
-          <w:rFonts w:ascii="Calibri" w:eastAsia="Calibri" w:hAnsi="Calibri" w:cs="Calibri"/>
-          <w:sz w:val="22"/>
-          <w:szCs w:val="22"/>
-        </w:rPr>
-        <w:t xml:space="preserve"> </w:t>
-      </w:r>
-      <w:proofErr w:type="spellStart"/>
-      <w:r>
-        <w:rPr>
-          <w:rFonts w:ascii="Calibri" w:eastAsia="Calibri" w:hAnsi="Calibri" w:cs="Calibri"/>
-          <w:sz w:val="22"/>
-          <w:szCs w:val="22"/>
-        </w:rPr>
-        <w:t>voluntariamente</w:t>
-      </w:r>
-      <w:proofErr w:type="spellEnd"/>
-      <w:r>
-        <w:rPr>
-          <w:rFonts w:ascii="Calibri" w:eastAsia="Calibri" w:hAnsi="Calibri" w:cs="Calibri"/>
-          <w:sz w:val="22"/>
-          <w:szCs w:val="22"/>
-        </w:rPr>
-        <w:t xml:space="preserve">, y </w:t>
-      </w:r>
-      <w:proofErr w:type="spellStart"/>
-      <w:r>
-        <w:rPr>
-          <w:rFonts w:ascii="Calibri" w:eastAsia="Calibri" w:hAnsi="Calibri" w:cs="Calibri"/>
-          <w:sz w:val="22"/>
-          <w:szCs w:val="22"/>
-        </w:rPr>
-        <w:t>autorizo</w:t>
-      </w:r>
-      <w:proofErr w:type="spellEnd"/>
-      <w:r>
-        <w:rPr>
-          <w:rFonts w:ascii="Calibri" w:eastAsia="Calibri" w:hAnsi="Calibri" w:cs="Calibri"/>
-          <w:sz w:val="22"/>
-          <w:szCs w:val="22"/>
-        </w:rPr>
-        <w:t xml:space="preserve"> al taller a </w:t>
-      </w:r>
-      <w:proofErr w:type="spellStart"/>
-      <w:r>
-        <w:rPr>
-          <w:rFonts w:ascii="Calibri" w:eastAsia="Calibri" w:hAnsi="Calibri" w:cs="Calibri"/>
-          <w:sz w:val="22"/>
-          <w:szCs w:val="22"/>
-        </w:rPr>
-        <w:t>compartir</w:t>
-      </w:r>
-      <w:proofErr w:type="spellEnd"/>
-      <w:r>
-        <w:rPr>
-          <w:rFonts w:ascii="Calibri" w:eastAsia="Calibri" w:hAnsi="Calibri" w:cs="Calibri"/>
-          <w:sz w:val="22"/>
-          <w:szCs w:val="22"/>
-        </w:rPr>
-        <w:t xml:space="preserve"> mi </w:t>
-      </w:r>
-      <w:proofErr w:type="spellStart"/>
-      <w:r>
-        <w:rPr>
-          <w:rFonts w:ascii="Calibri" w:eastAsia="Calibri" w:hAnsi="Calibri" w:cs="Calibri"/>
-          <w:sz w:val="22"/>
-          <w:szCs w:val="22"/>
-        </w:rPr>
-        <w:t>información</w:t>
-      </w:r>
-      <w:proofErr w:type="spellEnd"/>
-      <w:r>
-        <w:rPr>
-          <w:rFonts w:ascii="Calibri" w:eastAsia="Calibri" w:hAnsi="Calibri" w:cs="Calibri"/>
-          <w:sz w:val="22"/>
-          <w:szCs w:val="22"/>
-        </w:rPr>
-        <w:t xml:space="preserve"> de la </w:t>
-      </w:r>
-      <w:proofErr w:type="spellStart"/>
-      <w:r>
-        <w:rPr>
-          <w:rFonts w:ascii="Calibri" w:eastAsia="Calibri" w:hAnsi="Calibri" w:cs="Calibri"/>
-          <w:sz w:val="22"/>
-          <w:szCs w:val="22"/>
-        </w:rPr>
-        <w:t>siguiente</w:t>
-      </w:r>
-      <w:proofErr w:type="spellEnd"/>
-      <w:r>
-        <w:rPr>
-          <w:rFonts w:ascii="Calibri" w:eastAsia="Calibri" w:hAnsi="Calibri" w:cs="Calibri"/>
-          <w:sz w:val="22"/>
-          <w:szCs w:val="22"/>
-        </w:rPr>
-        <w:t xml:space="preserve"> </w:t>
-      </w:r>
-      <w:proofErr w:type="spellStart"/>
-      <w:r>
-        <w:rPr>
-          <w:rFonts w:ascii="Calibri" w:eastAsia="Calibri" w:hAnsi="Calibri" w:cs="Calibri"/>
-          <w:sz w:val="22"/>
-          <w:szCs w:val="22"/>
-        </w:rPr>
-        <w:t>manera</w:t>
-      </w:r>
-      <w:proofErr w:type="spellEnd"/>
-      <w:r>
-        <w:rPr>
-          <w:rFonts w:ascii="Calibri" w:eastAsia="Calibri" w:hAnsi="Calibri" w:cs="Calibri"/>
-          <w:sz w:val="22"/>
-          <w:szCs w:val="22"/>
-        </w:rPr>
-        <w:t xml:space="preserve"> (</w:t>
-      </w:r>
-      <w:proofErr w:type="spellStart"/>
-      <w:r>
-        <w:rPr>
-          <w:rFonts w:ascii="Calibri" w:eastAsia="Calibri" w:hAnsi="Calibri" w:cs="Calibri"/>
-          <w:sz w:val="22"/>
-          <w:szCs w:val="22"/>
-        </w:rPr>
-        <w:t>indique</w:t>
-      </w:r>
-      <w:proofErr w:type="spellEnd"/>
-      <w:r>
-        <w:rPr>
-          <w:rFonts w:ascii="Calibri" w:eastAsia="Calibri" w:hAnsi="Calibri" w:cs="Calibri"/>
-          <w:sz w:val="22"/>
-          <w:szCs w:val="22"/>
-        </w:rPr>
-        <w:t xml:space="preserve"> </w:t>
-      </w:r>
-      <w:proofErr w:type="spellStart"/>
-      <w:r>
-        <w:rPr>
-          <w:rFonts w:ascii="Calibri" w:eastAsia="Calibri" w:hAnsi="Calibri" w:cs="Calibri"/>
-          <w:sz w:val="22"/>
-          <w:szCs w:val="22"/>
-        </w:rPr>
-        <w:t>todo</w:t>
-      </w:r>
-      <w:proofErr w:type="spellEnd"/>
-      <w:r>
-        <w:rPr>
-          <w:rFonts w:ascii="Calibri" w:eastAsia="Calibri" w:hAnsi="Calibri" w:cs="Calibri"/>
-          <w:sz w:val="22"/>
-          <w:szCs w:val="22"/>
-        </w:rPr>
-        <w:t xml:space="preserve"> lo que </w:t>
-      </w:r>
-      <w:proofErr w:type="spellStart"/>
-      <w:r>
-        <w:rPr>
-          <w:rFonts w:ascii="Calibri" w:eastAsia="Calibri" w:hAnsi="Calibri" w:cs="Calibri"/>
-          <w:sz w:val="22"/>
-          <w:szCs w:val="22"/>
-        </w:rPr>
-        <w:t>aplica</w:t>
-      </w:r>
-      <w:proofErr w:type="spellEnd"/>
-      <w:r>
-        <w:rPr>
-          <w:rFonts w:ascii="Calibri" w:eastAsia="Calibri" w:hAnsi="Calibri" w:cs="Calibri"/>
-          <w:sz w:val="22"/>
-          <w:szCs w:val="22"/>
-        </w:rPr>
-        <w:t xml:space="preserve">): </w:t>
+        <w:t xml:space="preserve">He proporcionado mi información a el taller de inmigración voluntariamente, y autorizo al taller a compartir mi información de la siguiente manera (indique todo lo que aplica): </w:t>
       </w:r>
     </w:p>
     <w:p>
@@ -2452,59 +355,13 @@
           <w:szCs w:val="22"/>
         </w:rPr>
       </w:pPr>
-      <w:proofErr w:type="gramStart"/>
       <w:r>
         <w:rPr>
           <w:rFonts w:ascii="Calibri" w:hAnsi="Calibri" w:cs="Calibri"/>
           <w:sz w:val="22"/>
           <w:szCs w:val="22"/>
         </w:rPr>
-        <w:t xml:space="preserve">{{ </w:t>
-      </w:r>
-      <w:proofErr w:type="spellStart"/>
-      <w:r>
-        <w:rPr>
-          <w:rFonts w:ascii="Calibri" w:hAnsi="Calibri" w:cs="Calibri"/>
-          <w:sz w:val="22"/>
-          <w:szCs w:val="22"/>
-        </w:rPr>
-        <w:t>output</w:t>
-      </w:r>
-      <w:proofErr w:type="gramEnd"/>
-      <w:r>
-        <w:rPr>
-          <w:rFonts w:ascii="Calibri" w:hAnsi="Calibri" w:cs="Calibri"/>
-          <w:sz w:val="22"/>
-          <w:szCs w:val="22"/>
-        </w:rPr>
-        <w:t>_checkbox</w:t>
-      </w:r>
-      <w:proofErr w:type="spellEnd"/>
-      <w:r>
-        <w:rPr>
-          <w:rFonts w:ascii="Calibri" w:hAnsi="Calibri" w:cs="Calibri"/>
-          <w:sz w:val="22"/>
-          <w:szCs w:val="22"/>
-        </w:rPr>
-        <w:t>(users[0].</w:t>
-      </w:r>
-      <w:proofErr w:type="spellStart"/>
-      <w:r>
-        <w:rPr>
-          <w:rFonts w:ascii="Calibri" w:hAnsi="Calibri" w:cs="Calibri"/>
-          <w:sz w:val="22"/>
-          <w:szCs w:val="22"/>
-        </w:rPr>
-        <w:t>fotc_scope_accompany</w:t>
-      </w:r>
-      <w:proofErr w:type="spellEnd"/>
-      <w:r>
-        <w:rPr>
-          <w:rFonts w:ascii="Calibri" w:hAnsi="Calibri" w:cs="Calibri"/>
-          <w:sz w:val="22"/>
-          <w:szCs w:val="22"/>
-        </w:rPr>
-        <w:t xml:space="preserve">) }} </w:t>
+        <w:t xml:space="preserve">{{ output_checkbox(users[0].fotc_scope_accompany) }} </w:t>
       </w:r>
       <w:r>
         <w:rPr>
@@ -2514,131 +371,13 @@
         </w:rPr>
         <w:t xml:space="preserve"> </w:t>
       </w:r>
-      <w:proofErr w:type="spellStart"/>
       <w:r>
         <w:rPr>
           <w:rFonts w:ascii="Calibri" w:eastAsia="Calibri" w:hAnsi="Calibri" w:cs="Calibri"/>
           <w:sz w:val="22"/>
           <w:szCs w:val="22"/>
         </w:rPr>
-        <w:t>Autorizo</w:t>
-      </w:r>
-      <w:proofErr w:type="spellEnd"/>
-      <w:r>
-        <w:rPr>
-          <w:rFonts w:ascii="Calibri" w:eastAsia="Calibri" w:hAnsi="Calibri" w:cs="Calibri"/>
-          <w:sz w:val="22"/>
-          <w:szCs w:val="22"/>
-        </w:rPr>
-        <w:t xml:space="preserve"> al taller de </w:t>
-      </w:r>
-      <w:proofErr w:type="spellStart"/>
-      <w:r>
-        <w:rPr>
-          <w:rFonts w:ascii="Calibri" w:eastAsia="Calibri" w:hAnsi="Calibri" w:cs="Calibri"/>
-          <w:sz w:val="22"/>
-          <w:szCs w:val="22"/>
-        </w:rPr>
-        <w:t>inmigración</w:t>
-      </w:r>
-      <w:proofErr w:type="spellEnd"/>
-      <w:r>
-        <w:rPr>
-          <w:rFonts w:ascii="Calibri" w:eastAsia="Calibri" w:hAnsi="Calibri" w:cs="Calibri"/>
-          <w:sz w:val="22"/>
-          <w:szCs w:val="22"/>
-        </w:rPr>
-        <w:t xml:space="preserve"> a </w:t>
-      </w:r>
-      <w:proofErr w:type="spellStart"/>
-      <w:r>
-        <w:rPr>
-          <w:rFonts w:ascii="Calibri" w:eastAsia="Calibri" w:hAnsi="Calibri" w:cs="Calibri"/>
-          <w:sz w:val="22"/>
-          <w:szCs w:val="22"/>
-        </w:rPr>
-        <w:t>comunicarse</w:t>
-      </w:r>
-      <w:proofErr w:type="spellEnd"/>
-      <w:r>
-        <w:rPr>
-          <w:rFonts w:ascii="Calibri" w:eastAsia="Calibri" w:hAnsi="Calibri" w:cs="Calibri"/>
-          <w:sz w:val="22"/>
-          <w:szCs w:val="22"/>
-        </w:rPr>
-        <w:t xml:space="preserve"> con un </w:t>
-      </w:r>
-      <w:proofErr w:type="spellStart"/>
-      <w:r>
-        <w:rPr>
-          <w:rFonts w:ascii="Calibri" w:eastAsia="Calibri" w:hAnsi="Calibri" w:cs="Calibri"/>
-          <w:sz w:val="22"/>
-          <w:szCs w:val="22"/>
-        </w:rPr>
-        <w:t>voluntario</w:t>
-      </w:r>
-      <w:proofErr w:type="spellEnd"/>
-      <w:r>
-        <w:rPr>
-          <w:rFonts w:ascii="Calibri" w:eastAsia="Calibri" w:hAnsi="Calibri" w:cs="Calibri"/>
-          <w:sz w:val="22"/>
-          <w:szCs w:val="22"/>
-        </w:rPr>
-        <w:t xml:space="preserve"> para que me </w:t>
-      </w:r>
-      <w:proofErr w:type="spellStart"/>
-      <w:r>
-        <w:rPr>
-          <w:rFonts w:ascii="Calibri" w:eastAsia="Calibri" w:hAnsi="Calibri" w:cs="Calibri"/>
-          <w:sz w:val="22"/>
-          <w:szCs w:val="22"/>
-        </w:rPr>
-        <w:t>acompañe</w:t>
-      </w:r>
-      <w:proofErr w:type="spellEnd"/>
-      <w:r>
-        <w:rPr>
-          <w:rFonts w:ascii="Calibri" w:eastAsia="Calibri" w:hAnsi="Calibri" w:cs="Calibri"/>
-          <w:sz w:val="22"/>
-          <w:szCs w:val="22"/>
-        </w:rPr>
-        <w:t xml:space="preserve"> a mi audiencia </w:t>
-      </w:r>
-      <w:proofErr w:type="spellStart"/>
-      <w:r>
-        <w:rPr>
-          <w:rFonts w:ascii="Calibri" w:eastAsia="Calibri" w:hAnsi="Calibri" w:cs="Calibri"/>
-          <w:sz w:val="22"/>
-          <w:szCs w:val="22"/>
-        </w:rPr>
-        <w:t>en</w:t>
-      </w:r>
-      <w:proofErr w:type="spellEnd"/>
-      <w:r>
-        <w:rPr>
-          <w:rFonts w:ascii="Calibri" w:eastAsia="Calibri" w:hAnsi="Calibri" w:cs="Calibri"/>
-          <w:sz w:val="22"/>
-          <w:szCs w:val="22"/>
-        </w:rPr>
-        <w:t xml:space="preserve"> la corte de </w:t>
-      </w:r>
-      <w:proofErr w:type="spellStart"/>
-      <w:r>
-        <w:rPr>
-          <w:rFonts w:ascii="Calibri" w:eastAsia="Calibri" w:hAnsi="Calibri" w:cs="Calibri"/>
-          <w:sz w:val="22"/>
-          <w:szCs w:val="22"/>
-        </w:rPr>
-        <w:t>inmigración</w:t>
-      </w:r>
-      <w:proofErr w:type="spellEnd"/>
-      <w:r>
-        <w:rPr>
-          <w:rFonts w:ascii="Calibri" w:eastAsia="Calibri" w:hAnsi="Calibri" w:cs="Calibri"/>
-          <w:sz w:val="22"/>
-          <w:szCs w:val="22"/>
-        </w:rPr>
-        <w:t>.</w:t>
+        <w:t>Autorizo al taller de inmigración a comunicarse con un voluntario para que me acompañe a mi audiencia en la corte de inmigración.</w:t>
       </w:r>
     </w:p>
     <w:p>
@@ -2651,59 +390,13 @@
           <w:szCs w:val="22"/>
         </w:rPr>
       </w:pPr>
-      <w:proofErr w:type="gramStart"/>
       <w:r>
         <w:rPr>
           <w:rFonts w:ascii="Calibri" w:hAnsi="Calibri" w:cs="Calibri"/>
           <w:sz w:val="22"/>
           <w:szCs w:val="22"/>
         </w:rPr>
-        <w:t xml:space="preserve">{{ </w:t>
-      </w:r>
-      <w:proofErr w:type="spellStart"/>
-      <w:r>
-        <w:rPr>
-          <w:rFonts w:ascii="Calibri" w:hAnsi="Calibri" w:cs="Calibri"/>
-          <w:sz w:val="22"/>
-          <w:szCs w:val="22"/>
-        </w:rPr>
-        <w:t>output</w:t>
-      </w:r>
-      <w:proofErr w:type="gramEnd"/>
-      <w:r>
-        <w:rPr>
-          <w:rFonts w:ascii="Calibri" w:hAnsi="Calibri" w:cs="Calibri"/>
-          <w:sz w:val="22"/>
-          <w:szCs w:val="22"/>
-        </w:rPr>
-        <w:t>_checkbox</w:t>
-      </w:r>
-      <w:proofErr w:type="spellEnd"/>
-      <w:r>
-        <w:rPr>
-          <w:rFonts w:ascii="Calibri" w:hAnsi="Calibri" w:cs="Calibri"/>
-          <w:sz w:val="22"/>
-          <w:szCs w:val="22"/>
-        </w:rPr>
-        <w:t>(users[0].</w:t>
-      </w:r>
-      <w:proofErr w:type="spellStart"/>
-      <w:r>
-        <w:rPr>
-          <w:rFonts w:ascii="Calibri" w:hAnsi="Calibri" w:cs="Calibri"/>
-          <w:sz w:val="22"/>
-          <w:szCs w:val="22"/>
-        </w:rPr>
-        <w:t>fotc_scope_information</w:t>
-      </w:r>
-      <w:proofErr w:type="spellEnd"/>
-      <w:r>
-        <w:rPr>
-          <w:rFonts w:ascii="Calibri" w:hAnsi="Calibri" w:cs="Calibri"/>
-          <w:sz w:val="22"/>
-          <w:szCs w:val="22"/>
-        </w:rPr>
-        <w:t xml:space="preserve">) }} </w:t>
+        <w:t xml:space="preserve">{{ output_checkbox(users[0].fotc_scope_information) }} </w:t>
       </w:r>
       <w:r>
         <w:rPr>
@@ -2719,205 +412,7 @@
           <w:sz w:val="22"/>
           <w:szCs w:val="22"/>
         </w:rPr>
-        <w:t xml:space="preserve">Si un </w:t>
-      </w:r>
-      <w:proofErr w:type="spellStart"/>
-      <w:r>
-        <w:rPr>
-          <w:rFonts w:ascii="Calibri" w:eastAsia="Calibri" w:hAnsi="Calibri" w:cs="Calibri"/>
-          <w:sz w:val="22"/>
-          <w:szCs w:val="22"/>
-        </w:rPr>
-        <w:t>voluntario</w:t>
-      </w:r>
-      <w:proofErr w:type="spellEnd"/>
-      <w:r>
-        <w:rPr>
-          <w:rFonts w:ascii="Calibri" w:eastAsia="Calibri" w:hAnsi="Calibri" w:cs="Calibri"/>
-          <w:sz w:val="22"/>
-          <w:szCs w:val="22"/>
-        </w:rPr>
-        <w:t xml:space="preserve"> </w:t>
-      </w:r>
-      <w:proofErr w:type="spellStart"/>
-      <w:r>
-        <w:rPr>
-          <w:rFonts w:ascii="Calibri" w:eastAsia="Calibri" w:hAnsi="Calibri" w:cs="Calibri"/>
-          <w:sz w:val="22"/>
-          <w:szCs w:val="22"/>
-        </w:rPr>
-        <w:t>está</w:t>
-      </w:r>
-      <w:proofErr w:type="spellEnd"/>
-      <w:r>
-        <w:rPr>
-          <w:rFonts w:ascii="Calibri" w:eastAsia="Calibri" w:hAnsi="Calibri" w:cs="Calibri"/>
-          <w:sz w:val="22"/>
-          <w:szCs w:val="22"/>
-        </w:rPr>
-        <w:t xml:space="preserve"> disponible para </w:t>
-      </w:r>
-      <w:proofErr w:type="spellStart"/>
-      <w:r>
-        <w:rPr>
-          <w:rFonts w:ascii="Calibri" w:eastAsia="Calibri" w:hAnsi="Calibri" w:cs="Calibri"/>
-          <w:sz w:val="22"/>
-          <w:szCs w:val="22"/>
-        </w:rPr>
-        <w:t>acompañarme</w:t>
-      </w:r>
-      <w:proofErr w:type="spellEnd"/>
-      <w:r>
-        <w:rPr>
-          <w:rFonts w:ascii="Calibri" w:eastAsia="Calibri" w:hAnsi="Calibri" w:cs="Calibri"/>
-          <w:sz w:val="22"/>
-          <w:szCs w:val="22"/>
-        </w:rPr>
-        <w:t xml:space="preserve">, </w:t>
-      </w:r>
-      <w:proofErr w:type="spellStart"/>
-      <w:r>
-        <w:rPr>
-          <w:rFonts w:ascii="Calibri" w:eastAsia="Calibri" w:hAnsi="Calibri" w:cs="Calibri"/>
-          <w:sz w:val="22"/>
-          <w:szCs w:val="22"/>
-        </w:rPr>
-        <w:t>autorizo</w:t>
-      </w:r>
-      <w:proofErr w:type="spellEnd"/>
-      <w:r>
-        <w:rPr>
-          <w:rFonts w:ascii="Calibri" w:eastAsia="Calibri" w:hAnsi="Calibri" w:cs="Calibri"/>
-          <w:sz w:val="22"/>
-          <w:szCs w:val="22"/>
-        </w:rPr>
-        <w:t xml:space="preserve"> al taller de </w:t>
-      </w:r>
-      <w:proofErr w:type="spellStart"/>
-      <w:r>
-        <w:rPr>
-          <w:rFonts w:ascii="Calibri" w:eastAsia="Calibri" w:hAnsi="Calibri" w:cs="Calibri"/>
-          <w:sz w:val="22"/>
-          <w:szCs w:val="22"/>
-        </w:rPr>
-        <w:t>inmigración</w:t>
-      </w:r>
-      <w:proofErr w:type="spellEnd"/>
-      <w:r>
-        <w:rPr>
-          <w:rFonts w:ascii="Calibri" w:eastAsia="Calibri" w:hAnsi="Calibri" w:cs="Calibri"/>
-          <w:sz w:val="22"/>
-          <w:szCs w:val="22"/>
-        </w:rPr>
-        <w:t xml:space="preserve"> a </w:t>
-      </w:r>
-      <w:proofErr w:type="spellStart"/>
-      <w:r>
-        <w:rPr>
-          <w:rFonts w:ascii="Calibri" w:eastAsia="Calibri" w:hAnsi="Calibri" w:cs="Calibri"/>
-          <w:sz w:val="22"/>
-          <w:szCs w:val="22"/>
-        </w:rPr>
-        <w:t>compartir</w:t>
-      </w:r>
-      <w:proofErr w:type="spellEnd"/>
-      <w:r>
-        <w:rPr>
-          <w:rFonts w:ascii="Calibri" w:eastAsia="Calibri" w:hAnsi="Calibri" w:cs="Calibri"/>
-          <w:sz w:val="22"/>
-          <w:szCs w:val="22"/>
-        </w:rPr>
-        <w:t xml:space="preserve"> </w:t>
-      </w:r>
-      <w:proofErr w:type="spellStart"/>
-      <w:r>
-        <w:rPr>
-          <w:rFonts w:ascii="Calibri" w:eastAsia="Calibri" w:hAnsi="Calibri" w:cs="Calibri"/>
-          <w:sz w:val="22"/>
-          <w:szCs w:val="22"/>
-        </w:rPr>
-        <w:t>una</w:t>
-      </w:r>
-      <w:proofErr w:type="spellEnd"/>
-      <w:r>
-        <w:rPr>
-          <w:rFonts w:ascii="Calibri" w:eastAsia="Calibri" w:hAnsi="Calibri" w:cs="Calibri"/>
-          <w:sz w:val="22"/>
-          <w:szCs w:val="22"/>
-        </w:rPr>
-        <w:t xml:space="preserve"> </w:t>
-      </w:r>
-      <w:proofErr w:type="spellStart"/>
-      <w:r>
-        <w:rPr>
-          <w:rFonts w:ascii="Calibri" w:eastAsia="Calibri" w:hAnsi="Calibri" w:cs="Calibri"/>
-          <w:sz w:val="22"/>
-          <w:szCs w:val="22"/>
-        </w:rPr>
-        <w:t>copia</w:t>
-      </w:r>
-      <w:proofErr w:type="spellEnd"/>
-      <w:r>
-        <w:rPr>
-          <w:rFonts w:ascii="Calibri" w:eastAsia="Calibri" w:hAnsi="Calibri" w:cs="Calibri"/>
-          <w:sz w:val="22"/>
-          <w:szCs w:val="22"/>
-        </w:rPr>
-        <w:t xml:space="preserve"> de la </w:t>
-      </w:r>
-      <w:proofErr w:type="spellStart"/>
-      <w:r>
-        <w:rPr>
-          <w:rFonts w:ascii="Calibri" w:eastAsia="Calibri" w:hAnsi="Calibri" w:cs="Calibri"/>
-          <w:sz w:val="22"/>
-          <w:szCs w:val="22"/>
-        </w:rPr>
-        <w:t>información</w:t>
-      </w:r>
-      <w:proofErr w:type="spellEnd"/>
-      <w:r>
-        <w:rPr>
-          <w:rFonts w:ascii="Calibri" w:eastAsia="Calibri" w:hAnsi="Calibri" w:cs="Calibri"/>
-          <w:sz w:val="22"/>
-          <w:szCs w:val="22"/>
-        </w:rPr>
-        <w:t xml:space="preserve"> que </w:t>
-      </w:r>
-      <w:proofErr w:type="spellStart"/>
-      <w:r>
-        <w:rPr>
-          <w:rFonts w:ascii="Calibri" w:eastAsia="Calibri" w:hAnsi="Calibri" w:cs="Calibri"/>
-          <w:sz w:val="22"/>
-          <w:szCs w:val="22"/>
-        </w:rPr>
-        <w:t>proporcione</w:t>
-      </w:r>
-      <w:proofErr w:type="spellEnd"/>
-      <w:r>
-        <w:rPr>
-          <w:rFonts w:ascii="Calibri" w:eastAsia="Calibri" w:hAnsi="Calibri" w:cs="Calibri"/>
-          <w:sz w:val="22"/>
-          <w:szCs w:val="22"/>
-        </w:rPr>
-        <w:t xml:space="preserve"> hoy con ese </w:t>
-      </w:r>
-      <w:proofErr w:type="spellStart"/>
-      <w:r>
-        <w:rPr>
-          <w:rFonts w:ascii="Calibri" w:eastAsia="Calibri" w:hAnsi="Calibri" w:cs="Calibri"/>
-          <w:sz w:val="22"/>
-          <w:szCs w:val="22"/>
-        </w:rPr>
-        <w:t>voluntario</w:t>
-      </w:r>
-      <w:proofErr w:type="spellEnd"/>
-      <w:r>
-        <w:rPr>
-          <w:rFonts w:ascii="Calibri" w:eastAsia="Calibri" w:hAnsi="Calibri" w:cs="Calibri"/>
-          <w:sz w:val="22"/>
-          <w:szCs w:val="22"/>
-        </w:rPr>
-        <w:t xml:space="preserve"> antes de mi audiencia.</w:t>
+        <w:t>Si un voluntario está disponible para acompañarme, autorizo al taller de inmigración a compartir una copia de la información que proporcione hoy con ese voluntario antes de mi audiencia.</w:t>
       </w:r>
       <w:r>
         <w:rPr>
@@ -2938,50 +433,13 @@
           <w:szCs w:val="22"/>
         </w:rPr>
       </w:pPr>
-      <w:proofErr w:type="gramStart"/>
       <w:r>
         <w:rPr>
           <w:rFonts w:ascii="Calibri" w:hAnsi="Calibri" w:cs="Calibri"/>
           <w:sz w:val="22"/>
           <w:szCs w:val="22"/>
         </w:rPr>
-        <w:t xml:space="preserve">{{ </w:t>
-      </w:r>
-      <w:proofErr w:type="spellStart"/>
-      <w:r>
-        <w:rPr>
-          <w:rFonts w:ascii="Calibri" w:hAnsi="Calibri" w:cs="Calibri"/>
-          <w:sz w:val="22"/>
-          <w:szCs w:val="22"/>
-        </w:rPr>
-        <w:t>output</w:t>
-      </w:r>
-      <w:proofErr w:type="gramEnd"/>
-      <w:r>
-        <w:rPr>
-          <w:rFonts w:ascii="Calibri" w:hAnsi="Calibri" w:cs="Calibri"/>
-          <w:sz w:val="22"/>
-          <w:szCs w:val="22"/>
-        </w:rPr>
-        <w:t>_checkbox</w:t>
-      </w:r>
-      <w:proofErr w:type="spellEnd"/>
-      <w:r>
-        <w:rPr>
-          <w:rFonts w:ascii="Calibri" w:hAnsi="Calibri" w:cs="Calibri"/>
-          <w:sz w:val="22"/>
-          <w:szCs w:val="22"/>
-        </w:rPr>
-        <w:t>(users[0].</w:t>
-      </w:r>
-      <w:proofErr w:type="spellStart"/>
-      <w:r>
-        <w:rPr>
-          <w:rFonts w:ascii="Calibri" w:hAnsi="Calibri" w:cs="Calibri"/>
-          <w:sz w:val="22"/>
-          <w:szCs w:val="22"/>
-        </w:rPr>
-        <w:t>fotc_scope_</w:t>
+        <w:t>{{ output_checkbox(users[0].fotc_scope_</w:t>
       </w:r>
       <w:r>
         <w:rPr>
@@ -2991,7 +449,6 @@
         </w:rPr>
         <w:t>notify</w:t>
       </w:r>
-      <w:proofErr w:type="spellEnd"/>
       <w:r>
         <w:rPr>
           <w:rFonts w:ascii="Calibri" w:hAnsi="Calibri" w:cs="Calibri"/>
@@ -3014,115 +471,7 @@
           <w:sz w:val="22"/>
           <w:szCs w:val="22"/>
         </w:rPr>
-        <w:t xml:space="preserve">Si soy </w:t>
-      </w:r>
-      <w:proofErr w:type="spellStart"/>
-      <w:r>
-        <w:rPr>
-          <w:rFonts w:ascii="Calibri" w:eastAsia="Calibri" w:hAnsi="Calibri" w:cs="Calibri"/>
-          <w:sz w:val="22"/>
-          <w:szCs w:val="22"/>
-        </w:rPr>
-        <w:t>detenido</w:t>
-      </w:r>
-      <w:proofErr w:type="spellEnd"/>
-      <w:r>
-        <w:rPr>
-          <w:rFonts w:ascii="Calibri" w:eastAsia="Calibri" w:hAnsi="Calibri" w:cs="Calibri"/>
-          <w:sz w:val="22"/>
-          <w:szCs w:val="22"/>
-        </w:rPr>
-        <w:t xml:space="preserve"> </w:t>
-      </w:r>
-      <w:proofErr w:type="spellStart"/>
-      <w:r>
-        <w:rPr>
-          <w:rFonts w:ascii="Calibri" w:eastAsia="Calibri" w:hAnsi="Calibri" w:cs="Calibri"/>
-          <w:sz w:val="22"/>
-          <w:szCs w:val="22"/>
-        </w:rPr>
-        <w:t>durante</w:t>
-      </w:r>
-      <w:proofErr w:type="spellEnd"/>
-      <w:r>
-        <w:rPr>
-          <w:rFonts w:ascii="Calibri" w:eastAsia="Calibri" w:hAnsi="Calibri" w:cs="Calibri"/>
-          <w:sz w:val="22"/>
-          <w:szCs w:val="22"/>
-        </w:rPr>
-        <w:t xml:space="preserve"> mi audiencia, </w:t>
-      </w:r>
-      <w:proofErr w:type="spellStart"/>
-      <w:r>
-        <w:rPr>
-          <w:rFonts w:ascii="Calibri" w:eastAsia="Calibri" w:hAnsi="Calibri" w:cs="Calibri"/>
-          <w:sz w:val="22"/>
-          <w:szCs w:val="22"/>
-        </w:rPr>
-        <w:t>autorizo</w:t>
-      </w:r>
-      <w:proofErr w:type="spellEnd"/>
-      <w:r>
-        <w:rPr>
-          <w:rFonts w:ascii="Calibri" w:eastAsia="Calibri" w:hAnsi="Calibri" w:cs="Calibri"/>
-          <w:sz w:val="22"/>
-          <w:szCs w:val="22"/>
-        </w:rPr>
-        <w:t xml:space="preserve"> al taller de </w:t>
-      </w:r>
-      <w:proofErr w:type="spellStart"/>
-      <w:r>
-        <w:rPr>
-          <w:rFonts w:ascii="Calibri" w:eastAsia="Calibri" w:hAnsi="Calibri" w:cs="Calibri"/>
-          <w:sz w:val="22"/>
-          <w:szCs w:val="22"/>
-        </w:rPr>
-        <w:t>inmigración</w:t>
-      </w:r>
-      <w:proofErr w:type="spellEnd"/>
-      <w:r>
-        <w:rPr>
-          <w:rFonts w:ascii="Calibri" w:eastAsia="Calibri" w:hAnsi="Calibri" w:cs="Calibri"/>
-          <w:sz w:val="22"/>
-          <w:szCs w:val="22"/>
-        </w:rPr>
-        <w:t xml:space="preserve"> a </w:t>
-      </w:r>
-      <w:proofErr w:type="spellStart"/>
-      <w:r>
-        <w:rPr>
-          <w:rFonts w:ascii="Calibri" w:eastAsia="Calibri" w:hAnsi="Calibri" w:cs="Calibri"/>
-          <w:sz w:val="22"/>
-          <w:szCs w:val="22"/>
-        </w:rPr>
-        <w:t>notificar</w:t>
-      </w:r>
-      <w:proofErr w:type="spellEnd"/>
-      <w:r>
-        <w:rPr>
-          <w:rFonts w:ascii="Calibri" w:eastAsia="Calibri" w:hAnsi="Calibri" w:cs="Calibri"/>
-          <w:sz w:val="22"/>
-          <w:szCs w:val="22"/>
-        </w:rPr>
-        <w:t xml:space="preserve"> a mi ser </w:t>
-      </w:r>
-      <w:proofErr w:type="spellStart"/>
-      <w:r>
-        <w:rPr>
-          <w:rFonts w:ascii="Calibri" w:eastAsia="Calibri" w:hAnsi="Calibri" w:cs="Calibri"/>
-          <w:sz w:val="22"/>
-          <w:szCs w:val="22"/>
-        </w:rPr>
-        <w:t>querido</w:t>
-      </w:r>
-      <w:proofErr w:type="spellEnd"/>
-      <w:r>
-        <w:rPr>
-          <w:rFonts w:ascii="Calibri" w:eastAsia="Calibri" w:hAnsi="Calibri" w:cs="Calibri"/>
-          <w:sz w:val="22"/>
-          <w:szCs w:val="22"/>
-        </w:rPr>
-        <w:t>/amigo.</w:t>
+        <w:t>Si soy detenido durante mi audiencia, autorizo al taller de inmigración a notificar a mi ser querido/amigo.</w:t>
       </w:r>
     </w:p>
     <w:p>
@@ -3135,50 +484,13 @@
           <w:szCs w:val="22"/>
         </w:rPr>
       </w:pPr>
-      <w:proofErr w:type="gramStart"/>
       <w:r>
         <w:rPr>
           <w:rFonts w:ascii="Calibri" w:hAnsi="Calibri" w:cs="Calibri"/>
           <w:sz w:val="22"/>
           <w:szCs w:val="22"/>
         </w:rPr>
-        <w:t xml:space="preserve">{{ </w:t>
-      </w:r>
-      <w:proofErr w:type="spellStart"/>
-      <w:r>
-        <w:rPr>
-          <w:rFonts w:ascii="Calibri" w:hAnsi="Calibri" w:cs="Calibri"/>
-          <w:sz w:val="22"/>
-          <w:szCs w:val="22"/>
-        </w:rPr>
-        <w:t>output</w:t>
-      </w:r>
-      <w:proofErr w:type="gramEnd"/>
-      <w:r>
-        <w:rPr>
-          <w:rFonts w:ascii="Calibri" w:hAnsi="Calibri" w:cs="Calibri"/>
-          <w:sz w:val="22"/>
-          <w:szCs w:val="22"/>
-        </w:rPr>
-        <w:t>_checkbox</w:t>
-      </w:r>
-      <w:proofErr w:type="spellEnd"/>
-      <w:r>
-        <w:rPr>
-          <w:rFonts w:ascii="Calibri" w:hAnsi="Calibri" w:cs="Calibri"/>
-          <w:sz w:val="22"/>
-          <w:szCs w:val="22"/>
-        </w:rPr>
-        <w:t>(users[0].</w:t>
-      </w:r>
-      <w:proofErr w:type="spellStart"/>
-      <w:r>
-        <w:rPr>
-          <w:rFonts w:ascii="Calibri" w:hAnsi="Calibri" w:cs="Calibri"/>
-          <w:sz w:val="22"/>
-          <w:szCs w:val="22"/>
-        </w:rPr>
-        <w:t>fotc_scope_</w:t>
+        <w:t>{{ output_checkbox(users[0].fotc_scope_</w:t>
       </w:r>
       <w:r>
         <w:rPr>
@@ -3186,16 +498,7 @@
           <w:sz w:val="22"/>
           <w:szCs w:val="22"/>
         </w:rPr>
-        <w:t>referral</w:t>
-      </w:r>
-      <w:proofErr w:type="spellEnd"/>
-      <w:r>
-        <w:rPr>
-          <w:rFonts w:ascii="Calibri" w:hAnsi="Calibri" w:cs="Calibri"/>
-          <w:sz w:val="22"/>
-          <w:szCs w:val="22"/>
-        </w:rPr>
-        <w:t>)</w:t>
+        <w:t>referral)</w:t>
       </w:r>
       <w:r>
         <w:rPr>
@@ -3219,295 +522,7 @@
           <w:sz w:val="22"/>
           <w:szCs w:val="22"/>
         </w:rPr>
-        <w:t xml:space="preserve">Si soy </w:t>
-      </w:r>
-      <w:proofErr w:type="spellStart"/>
-      <w:r>
-        <w:rPr>
-          <w:rFonts w:ascii="Calibri" w:eastAsia="Calibri" w:hAnsi="Calibri" w:cs="Calibri"/>
-          <w:sz w:val="22"/>
-          <w:szCs w:val="22"/>
-        </w:rPr>
-        <w:t>detenido</w:t>
-      </w:r>
-      <w:proofErr w:type="spellEnd"/>
-      <w:r>
-        <w:rPr>
-          <w:rFonts w:ascii="Calibri" w:eastAsia="Calibri" w:hAnsi="Calibri" w:cs="Calibri"/>
-          <w:sz w:val="22"/>
-          <w:szCs w:val="22"/>
-        </w:rPr>
-        <w:t xml:space="preserve"> </w:t>
-      </w:r>
-      <w:proofErr w:type="spellStart"/>
-      <w:r>
-        <w:rPr>
-          <w:rFonts w:ascii="Calibri" w:eastAsia="Calibri" w:hAnsi="Calibri" w:cs="Calibri"/>
-          <w:sz w:val="22"/>
-          <w:szCs w:val="22"/>
-        </w:rPr>
-        <w:t>durante</w:t>
-      </w:r>
-      <w:proofErr w:type="spellEnd"/>
-      <w:r>
-        <w:rPr>
-          <w:rFonts w:ascii="Calibri" w:eastAsia="Calibri" w:hAnsi="Calibri" w:cs="Calibri"/>
-          <w:sz w:val="22"/>
-          <w:szCs w:val="22"/>
-        </w:rPr>
-        <w:t xml:space="preserve"> mi audiencia, </w:t>
-      </w:r>
-      <w:proofErr w:type="spellStart"/>
-      <w:r>
-        <w:rPr>
-          <w:rFonts w:ascii="Calibri" w:eastAsia="Calibri" w:hAnsi="Calibri" w:cs="Calibri"/>
-          <w:sz w:val="22"/>
-          <w:szCs w:val="22"/>
-        </w:rPr>
-        <w:t>autorizo</w:t>
-      </w:r>
-      <w:proofErr w:type="spellEnd"/>
-      <w:r>
-        <w:rPr>
-          <w:rFonts w:ascii="Calibri" w:eastAsia="Calibri" w:hAnsi="Calibri" w:cs="Calibri"/>
-          <w:sz w:val="22"/>
-          <w:szCs w:val="22"/>
-        </w:rPr>
-        <w:t xml:space="preserve"> al taller de </w:t>
-      </w:r>
-      <w:proofErr w:type="spellStart"/>
-      <w:r>
-        <w:rPr>
-          <w:rFonts w:ascii="Calibri" w:eastAsia="Calibri" w:hAnsi="Calibri" w:cs="Calibri"/>
-          <w:sz w:val="22"/>
-          <w:szCs w:val="22"/>
-        </w:rPr>
-        <w:t>inmigración</w:t>
-      </w:r>
-      <w:proofErr w:type="spellEnd"/>
-      <w:r>
-        <w:rPr>
-          <w:rFonts w:ascii="Calibri" w:eastAsia="Calibri" w:hAnsi="Calibri" w:cs="Calibri"/>
-          <w:sz w:val="22"/>
-          <w:szCs w:val="22"/>
-        </w:rPr>
-        <w:t xml:space="preserve"> a usar la </w:t>
-      </w:r>
-      <w:proofErr w:type="spellStart"/>
-      <w:r>
-        <w:rPr>
-          <w:rFonts w:ascii="Calibri" w:eastAsia="Calibri" w:hAnsi="Calibri" w:cs="Calibri"/>
-          <w:sz w:val="22"/>
-          <w:szCs w:val="22"/>
-        </w:rPr>
-        <w:t>información</w:t>
-      </w:r>
-      <w:proofErr w:type="spellEnd"/>
-      <w:r>
-        <w:rPr>
-          <w:rFonts w:ascii="Calibri" w:eastAsia="Calibri" w:hAnsi="Calibri" w:cs="Calibri"/>
-          <w:sz w:val="22"/>
-          <w:szCs w:val="22"/>
-        </w:rPr>
-        <w:t xml:space="preserve"> que </w:t>
-      </w:r>
-      <w:proofErr w:type="spellStart"/>
-      <w:r>
-        <w:rPr>
-          <w:rFonts w:ascii="Calibri" w:eastAsia="Calibri" w:hAnsi="Calibri" w:cs="Calibri"/>
-          <w:sz w:val="22"/>
-          <w:szCs w:val="22"/>
-        </w:rPr>
-        <w:t>compartí</w:t>
-      </w:r>
-      <w:proofErr w:type="spellEnd"/>
-      <w:r>
-        <w:rPr>
-          <w:rFonts w:ascii="Calibri" w:eastAsia="Calibri" w:hAnsi="Calibri" w:cs="Calibri"/>
-          <w:sz w:val="22"/>
-          <w:szCs w:val="22"/>
-        </w:rPr>
-        <w:t xml:space="preserve"> hoy para </w:t>
-      </w:r>
-      <w:proofErr w:type="spellStart"/>
-      <w:r>
-        <w:rPr>
-          <w:rFonts w:ascii="Calibri" w:eastAsia="Calibri" w:hAnsi="Calibri" w:cs="Calibri"/>
-          <w:sz w:val="22"/>
-          <w:szCs w:val="22"/>
-        </w:rPr>
-        <w:t>crear</w:t>
-      </w:r>
-      <w:proofErr w:type="spellEnd"/>
-      <w:r>
-        <w:rPr>
-          <w:rFonts w:ascii="Calibri" w:eastAsia="Calibri" w:hAnsi="Calibri" w:cs="Calibri"/>
-          <w:sz w:val="22"/>
-          <w:szCs w:val="22"/>
-        </w:rPr>
-        <w:t xml:space="preserve"> un </w:t>
-      </w:r>
-      <w:proofErr w:type="spellStart"/>
-      <w:r>
-        <w:rPr>
-          <w:rFonts w:ascii="Calibri" w:eastAsia="Calibri" w:hAnsi="Calibri" w:cs="Calibri"/>
-          <w:sz w:val="22"/>
-          <w:szCs w:val="22"/>
-        </w:rPr>
-        <w:t>referido</w:t>
-      </w:r>
-      <w:proofErr w:type="spellEnd"/>
-      <w:r>
-        <w:rPr>
-          <w:rFonts w:ascii="Calibri" w:eastAsia="Calibri" w:hAnsi="Calibri" w:cs="Calibri"/>
-          <w:sz w:val="22"/>
-          <w:szCs w:val="22"/>
-        </w:rPr>
-        <w:t xml:space="preserve"> a MIDA (Midwest Immigration Defenders Alliance) u </w:t>
-      </w:r>
-      <w:proofErr w:type="spellStart"/>
-      <w:r>
-        <w:rPr>
-          <w:rFonts w:ascii="Calibri" w:eastAsia="Calibri" w:hAnsi="Calibri" w:cs="Calibri"/>
-          <w:sz w:val="22"/>
-          <w:szCs w:val="22"/>
-        </w:rPr>
-        <w:t>otras</w:t>
-      </w:r>
-      <w:proofErr w:type="spellEnd"/>
-      <w:r>
-        <w:rPr>
-          <w:rFonts w:ascii="Calibri" w:eastAsia="Calibri" w:hAnsi="Calibri" w:cs="Calibri"/>
-          <w:sz w:val="22"/>
-          <w:szCs w:val="22"/>
-        </w:rPr>
-        <w:t xml:space="preserve"> redes de </w:t>
-      </w:r>
-      <w:proofErr w:type="spellStart"/>
-      <w:r>
-        <w:rPr>
-          <w:rFonts w:ascii="Calibri" w:eastAsia="Calibri" w:hAnsi="Calibri" w:cs="Calibri"/>
-          <w:sz w:val="22"/>
-          <w:szCs w:val="22"/>
-        </w:rPr>
-        <w:t>referidos</w:t>
-      </w:r>
-      <w:proofErr w:type="spellEnd"/>
-      <w:r>
-        <w:rPr>
-          <w:rFonts w:ascii="Calibri" w:eastAsia="Calibri" w:hAnsi="Calibri" w:cs="Calibri"/>
-          <w:sz w:val="22"/>
-          <w:szCs w:val="22"/>
-        </w:rPr>
-        <w:t xml:space="preserve"> para </w:t>
-      </w:r>
-      <w:proofErr w:type="spellStart"/>
-      <w:r>
-        <w:rPr>
-          <w:rFonts w:ascii="Calibri" w:eastAsia="Calibri" w:hAnsi="Calibri" w:cs="Calibri"/>
-          <w:sz w:val="22"/>
-          <w:szCs w:val="22"/>
-        </w:rPr>
-        <w:t>intentar</w:t>
-      </w:r>
-      <w:proofErr w:type="spellEnd"/>
-      <w:r>
-        <w:rPr>
-          <w:rFonts w:ascii="Calibri" w:eastAsia="Calibri" w:hAnsi="Calibri" w:cs="Calibri"/>
-          <w:sz w:val="22"/>
-          <w:szCs w:val="22"/>
-        </w:rPr>
-        <w:t xml:space="preserve"> de </w:t>
-      </w:r>
-      <w:proofErr w:type="spellStart"/>
-      <w:r>
-        <w:rPr>
-          <w:rFonts w:ascii="Calibri" w:eastAsia="Calibri" w:hAnsi="Calibri" w:cs="Calibri"/>
-          <w:sz w:val="22"/>
-          <w:szCs w:val="22"/>
-        </w:rPr>
-        <w:t>conseguirme</w:t>
-      </w:r>
-      <w:proofErr w:type="spellEnd"/>
-      <w:r>
-        <w:rPr>
-          <w:rFonts w:ascii="Calibri" w:eastAsia="Calibri" w:hAnsi="Calibri" w:cs="Calibri"/>
-          <w:sz w:val="22"/>
-          <w:szCs w:val="22"/>
-        </w:rPr>
-        <w:t xml:space="preserve"> </w:t>
-      </w:r>
-      <w:proofErr w:type="spellStart"/>
-      <w:r>
-        <w:rPr>
-          <w:rFonts w:ascii="Calibri" w:eastAsia="Calibri" w:hAnsi="Calibri" w:cs="Calibri"/>
-          <w:sz w:val="22"/>
-          <w:szCs w:val="22"/>
-        </w:rPr>
-        <w:t>representación</w:t>
-      </w:r>
-      <w:proofErr w:type="spellEnd"/>
-      <w:r>
-        <w:rPr>
-          <w:rFonts w:ascii="Calibri" w:eastAsia="Calibri" w:hAnsi="Calibri" w:cs="Calibri"/>
-          <w:sz w:val="22"/>
-          <w:szCs w:val="22"/>
-        </w:rPr>
-        <w:t xml:space="preserve"> legal </w:t>
-      </w:r>
-      <w:proofErr w:type="spellStart"/>
-      <w:r>
-        <w:rPr>
-          <w:rFonts w:ascii="Calibri" w:eastAsia="Calibri" w:hAnsi="Calibri" w:cs="Calibri"/>
-          <w:sz w:val="22"/>
-          <w:szCs w:val="22"/>
-        </w:rPr>
-        <w:t>mientras</w:t>
-      </w:r>
-      <w:proofErr w:type="spellEnd"/>
-      <w:r>
-        <w:rPr>
-          <w:rFonts w:ascii="Calibri" w:eastAsia="Calibri" w:hAnsi="Calibri" w:cs="Calibri"/>
-          <w:sz w:val="22"/>
-          <w:szCs w:val="22"/>
-        </w:rPr>
-        <w:t xml:space="preserve"> </w:t>
-      </w:r>
-      <w:proofErr w:type="spellStart"/>
-      <w:r>
-        <w:rPr>
-          <w:rFonts w:ascii="Calibri" w:eastAsia="Calibri" w:hAnsi="Calibri" w:cs="Calibri"/>
-          <w:sz w:val="22"/>
-          <w:szCs w:val="22"/>
-        </w:rPr>
-        <w:t>estoy</w:t>
-      </w:r>
-      <w:proofErr w:type="spellEnd"/>
-      <w:r>
-        <w:rPr>
-          <w:rFonts w:ascii="Calibri" w:eastAsia="Calibri" w:hAnsi="Calibri" w:cs="Calibri"/>
-          <w:sz w:val="22"/>
-          <w:szCs w:val="22"/>
-        </w:rPr>
-        <w:t xml:space="preserve"> </w:t>
-      </w:r>
-      <w:proofErr w:type="spellStart"/>
-      <w:r>
-        <w:rPr>
-          <w:rFonts w:ascii="Calibri" w:eastAsia="Calibri" w:hAnsi="Calibri" w:cs="Calibri"/>
-          <w:sz w:val="22"/>
-          <w:szCs w:val="22"/>
-        </w:rPr>
-        <w:t>detenido</w:t>
-      </w:r>
-      <w:proofErr w:type="spellEnd"/>
-      <w:r>
-        <w:rPr>
-          <w:rFonts w:ascii="Calibri" w:eastAsia="Calibri" w:hAnsi="Calibri" w:cs="Calibri"/>
-          <w:sz w:val="22"/>
-          <w:szCs w:val="22"/>
-        </w:rPr>
-        <w:t xml:space="preserve">. </w:t>
+        <w:t xml:space="preserve">Si soy detenido durante mi audiencia, autorizo al taller de inmigración a usar la información que compartí hoy para crear un referido a MIDA (Midwest Immigration Defenders Alliance) u otras redes de referidos para intentar de conseguirme representación legal mientras estoy detenido. </w:t>
       </w:r>
     </w:p>
     <w:p>
@@ -3545,187 +560,7 @@
           <w:sz w:val="22"/>
           <w:szCs w:val="22"/>
         </w:rPr>
-        <w:t xml:space="preserve">NO </w:t>
-      </w:r>
-      <w:proofErr w:type="spellStart"/>
-      <w:r>
-        <w:rPr>
-          <w:rFonts w:ascii="Calibri" w:eastAsia="Calibri" w:hAnsi="Calibri" w:cs="Calibri"/>
-          <w:sz w:val="22"/>
-          <w:szCs w:val="22"/>
-        </w:rPr>
-        <w:t>autorizo</w:t>
-      </w:r>
-      <w:proofErr w:type="spellEnd"/>
-      <w:r>
-        <w:rPr>
-          <w:rFonts w:ascii="Calibri" w:eastAsia="Calibri" w:hAnsi="Calibri" w:cs="Calibri"/>
-          <w:sz w:val="22"/>
-          <w:szCs w:val="22"/>
-        </w:rPr>
-        <w:t xml:space="preserve"> a que se </w:t>
-      </w:r>
-      <w:proofErr w:type="spellStart"/>
-      <w:r>
-        <w:rPr>
-          <w:rFonts w:ascii="Calibri" w:eastAsia="Calibri" w:hAnsi="Calibri" w:cs="Calibri"/>
-          <w:sz w:val="22"/>
-          <w:szCs w:val="22"/>
-        </w:rPr>
-        <w:t>comparta</w:t>
-      </w:r>
-      <w:proofErr w:type="spellEnd"/>
-      <w:r>
-        <w:rPr>
-          <w:rFonts w:ascii="Calibri" w:eastAsia="Calibri" w:hAnsi="Calibri" w:cs="Calibri"/>
-          <w:sz w:val="22"/>
-          <w:szCs w:val="22"/>
-        </w:rPr>
-        <w:t xml:space="preserve"> mi </w:t>
-      </w:r>
-      <w:proofErr w:type="spellStart"/>
-      <w:r>
-        <w:rPr>
-          <w:rFonts w:ascii="Calibri" w:eastAsia="Calibri" w:hAnsi="Calibri" w:cs="Calibri"/>
-          <w:sz w:val="22"/>
-          <w:szCs w:val="22"/>
-        </w:rPr>
-        <w:t>información</w:t>
-      </w:r>
-      <w:proofErr w:type="spellEnd"/>
-      <w:r>
-        <w:rPr>
-          <w:rFonts w:ascii="Calibri" w:eastAsia="Calibri" w:hAnsi="Calibri" w:cs="Calibri"/>
-          <w:sz w:val="22"/>
-          <w:szCs w:val="22"/>
-        </w:rPr>
-        <w:t xml:space="preserve">, </w:t>
-      </w:r>
-      <w:proofErr w:type="spellStart"/>
-      <w:r>
-        <w:rPr>
-          <w:rFonts w:ascii="Calibri" w:eastAsia="Calibri" w:hAnsi="Calibri" w:cs="Calibri"/>
-          <w:sz w:val="22"/>
-          <w:szCs w:val="22"/>
-        </w:rPr>
-        <w:t>excepto</w:t>
-      </w:r>
-      <w:proofErr w:type="spellEnd"/>
-      <w:r>
-        <w:rPr>
-          <w:rFonts w:ascii="Calibri" w:eastAsia="Calibri" w:hAnsi="Calibri" w:cs="Calibri"/>
-          <w:sz w:val="22"/>
-          <w:szCs w:val="22"/>
-        </w:rPr>
-        <w:t xml:space="preserve"> </w:t>
-      </w:r>
-      <w:proofErr w:type="spellStart"/>
-      <w:r>
-        <w:rPr>
-          <w:rFonts w:ascii="Calibri" w:eastAsia="Calibri" w:hAnsi="Calibri" w:cs="Calibri"/>
-          <w:sz w:val="22"/>
-          <w:szCs w:val="22"/>
-        </w:rPr>
-        <w:t>como</w:t>
-      </w:r>
-      <w:proofErr w:type="spellEnd"/>
-      <w:r>
-        <w:rPr>
-          <w:rFonts w:ascii="Calibri" w:eastAsia="Calibri" w:hAnsi="Calibri" w:cs="Calibri"/>
-          <w:sz w:val="22"/>
-          <w:szCs w:val="22"/>
-        </w:rPr>
-        <w:t xml:space="preserve"> </w:t>
-      </w:r>
-      <w:proofErr w:type="spellStart"/>
-      <w:r>
-        <w:rPr>
-          <w:rFonts w:ascii="Calibri" w:eastAsia="Calibri" w:hAnsi="Calibri" w:cs="Calibri"/>
-          <w:sz w:val="22"/>
-          <w:szCs w:val="22"/>
-        </w:rPr>
-        <w:t>indique</w:t>
-      </w:r>
-      <w:proofErr w:type="spellEnd"/>
-      <w:r>
-        <w:rPr>
-          <w:rFonts w:ascii="Calibri" w:eastAsia="Calibri" w:hAnsi="Calibri" w:cs="Calibri"/>
-          <w:sz w:val="22"/>
-          <w:szCs w:val="22"/>
-        </w:rPr>
-        <w:t xml:space="preserve"> </w:t>
-      </w:r>
-      <w:proofErr w:type="spellStart"/>
-      <w:r>
-        <w:rPr>
-          <w:rFonts w:ascii="Calibri" w:eastAsia="Calibri" w:hAnsi="Calibri" w:cs="Calibri"/>
-          <w:sz w:val="22"/>
-          <w:szCs w:val="22"/>
-        </w:rPr>
-        <w:t>en</w:t>
-      </w:r>
-      <w:proofErr w:type="spellEnd"/>
-      <w:r>
-        <w:rPr>
-          <w:rFonts w:ascii="Calibri" w:eastAsia="Calibri" w:hAnsi="Calibri" w:cs="Calibri"/>
-          <w:sz w:val="22"/>
-          <w:szCs w:val="22"/>
-        </w:rPr>
-        <w:t xml:space="preserve"> </w:t>
-      </w:r>
-      <w:proofErr w:type="spellStart"/>
-      <w:r>
-        <w:rPr>
-          <w:rFonts w:ascii="Calibri" w:eastAsia="Calibri" w:hAnsi="Calibri" w:cs="Calibri"/>
-          <w:sz w:val="22"/>
-          <w:szCs w:val="22"/>
-        </w:rPr>
-        <w:t>los</w:t>
-      </w:r>
-      <w:proofErr w:type="spellEnd"/>
-      <w:r>
-        <w:rPr>
-          <w:rFonts w:ascii="Calibri" w:eastAsia="Calibri" w:hAnsi="Calibri" w:cs="Calibri"/>
-          <w:sz w:val="22"/>
-          <w:szCs w:val="22"/>
-        </w:rPr>
-        <w:t xml:space="preserve"> </w:t>
-      </w:r>
-      <w:proofErr w:type="spellStart"/>
-      <w:r>
-        <w:rPr>
-          <w:rFonts w:ascii="Calibri" w:eastAsia="Calibri" w:hAnsi="Calibri" w:cs="Calibri"/>
-          <w:sz w:val="22"/>
-          <w:szCs w:val="22"/>
-        </w:rPr>
-        <w:t>párrafos</w:t>
-      </w:r>
-      <w:proofErr w:type="spellEnd"/>
-      <w:r>
-        <w:rPr>
-          <w:rFonts w:ascii="Calibri" w:eastAsia="Calibri" w:hAnsi="Calibri" w:cs="Calibri"/>
-          <w:sz w:val="22"/>
-          <w:szCs w:val="22"/>
-        </w:rPr>
-        <w:t xml:space="preserve"> </w:t>
-      </w:r>
-      <w:proofErr w:type="spellStart"/>
-      <w:r>
-        <w:rPr>
-          <w:rFonts w:ascii="Calibri" w:eastAsia="Calibri" w:hAnsi="Calibri" w:cs="Calibri"/>
-          <w:sz w:val="22"/>
-          <w:szCs w:val="22"/>
-        </w:rPr>
-        <w:t>anteriores</w:t>
-      </w:r>
-      <w:proofErr w:type="spellEnd"/>
-      <w:r>
-        <w:rPr>
-          <w:rFonts w:ascii="Calibri" w:eastAsia="Calibri" w:hAnsi="Calibri" w:cs="Calibri"/>
-          <w:sz w:val="22"/>
-          <w:szCs w:val="22"/>
-        </w:rPr>
-        <w:t xml:space="preserve">. </w:t>
+        <w:t xml:space="preserve">NO autorizo a que se comparta mi información, excepto como indique en los párrafos anteriores. </w:t>
       </w:r>
     </w:p>
     <w:p>
@@ -3744,221 +579,13 @@
           <w:szCs w:val="22"/>
         </w:rPr>
       </w:pPr>
-      <w:proofErr w:type="spellStart"/>
       <w:r>
         <w:rPr>
           <w:rFonts w:ascii="Calibri" w:eastAsia="Calibri" w:hAnsi="Calibri" w:cs="Calibri"/>
           <w:sz w:val="22"/>
           <w:szCs w:val="22"/>
         </w:rPr>
-        <w:t>Entiendo</w:t>
-      </w:r>
-      <w:proofErr w:type="spellEnd"/>
-      <w:r>
-        <w:rPr>
-          <w:rFonts w:ascii="Calibri" w:eastAsia="Calibri" w:hAnsi="Calibri" w:cs="Calibri"/>
-          <w:sz w:val="22"/>
-          <w:szCs w:val="22"/>
-        </w:rPr>
-        <w:t xml:space="preserve"> que mi </w:t>
-      </w:r>
-      <w:proofErr w:type="spellStart"/>
-      <w:r>
-        <w:rPr>
-          <w:rFonts w:ascii="Calibri" w:eastAsia="Calibri" w:hAnsi="Calibri" w:cs="Calibri"/>
-          <w:sz w:val="22"/>
-          <w:szCs w:val="22"/>
-        </w:rPr>
-        <w:t>participación</w:t>
-      </w:r>
-      <w:proofErr w:type="spellEnd"/>
-      <w:r>
-        <w:rPr>
-          <w:rFonts w:ascii="Calibri" w:eastAsia="Calibri" w:hAnsi="Calibri" w:cs="Calibri"/>
-          <w:sz w:val="22"/>
-          <w:szCs w:val="22"/>
-        </w:rPr>
-        <w:t xml:space="preserve"> </w:t>
-      </w:r>
-      <w:proofErr w:type="spellStart"/>
-      <w:r>
-        <w:rPr>
-          <w:rFonts w:ascii="Calibri" w:eastAsia="Calibri" w:hAnsi="Calibri" w:cs="Calibri"/>
-          <w:sz w:val="22"/>
-          <w:szCs w:val="22"/>
-        </w:rPr>
-        <w:t>en</w:t>
-      </w:r>
-      <w:proofErr w:type="spellEnd"/>
-      <w:r>
-        <w:rPr>
-          <w:rFonts w:ascii="Calibri" w:eastAsia="Calibri" w:hAnsi="Calibri" w:cs="Calibri"/>
-          <w:sz w:val="22"/>
-          <w:szCs w:val="22"/>
-        </w:rPr>
-        <w:t xml:space="preserve"> </w:t>
-      </w:r>
-      <w:proofErr w:type="spellStart"/>
-      <w:r>
-        <w:rPr>
-          <w:rFonts w:ascii="Calibri" w:eastAsia="Calibri" w:hAnsi="Calibri" w:cs="Calibri"/>
-          <w:sz w:val="22"/>
-          <w:szCs w:val="22"/>
-        </w:rPr>
-        <w:t>el</w:t>
-      </w:r>
-      <w:proofErr w:type="spellEnd"/>
-      <w:r>
-        <w:rPr>
-          <w:rFonts w:ascii="Calibri" w:eastAsia="Calibri" w:hAnsi="Calibri" w:cs="Calibri"/>
-          <w:sz w:val="22"/>
-          <w:szCs w:val="22"/>
-        </w:rPr>
-        <w:t xml:space="preserve"> taller hoy no </w:t>
-      </w:r>
-      <w:proofErr w:type="spellStart"/>
-      <w:r>
-        <w:rPr>
-          <w:rFonts w:ascii="Calibri" w:eastAsia="Calibri" w:hAnsi="Calibri" w:cs="Calibri"/>
-          <w:sz w:val="22"/>
-          <w:szCs w:val="22"/>
-        </w:rPr>
-        <w:t>garantiza</w:t>
-      </w:r>
-      <w:proofErr w:type="spellEnd"/>
-      <w:r>
-        <w:rPr>
-          <w:rFonts w:ascii="Calibri" w:eastAsia="Calibri" w:hAnsi="Calibri" w:cs="Calibri"/>
-          <w:sz w:val="22"/>
-          <w:szCs w:val="22"/>
-        </w:rPr>
-        <w:t xml:space="preserve"> que </w:t>
-      </w:r>
-      <w:proofErr w:type="spellStart"/>
-      <w:r>
-        <w:rPr>
-          <w:rFonts w:ascii="Calibri" w:eastAsia="Calibri" w:hAnsi="Calibri" w:cs="Calibri"/>
-          <w:sz w:val="22"/>
-          <w:szCs w:val="22"/>
-        </w:rPr>
-        <w:t>yo</w:t>
-      </w:r>
-      <w:proofErr w:type="spellEnd"/>
-      <w:r>
-        <w:rPr>
-          <w:rFonts w:ascii="Calibri" w:eastAsia="Calibri" w:hAnsi="Calibri" w:cs="Calibri"/>
-          <w:sz w:val="22"/>
-          <w:szCs w:val="22"/>
-        </w:rPr>
-        <w:t xml:space="preserve"> </w:t>
-      </w:r>
-      <w:proofErr w:type="spellStart"/>
-      <w:r>
-        <w:rPr>
-          <w:rFonts w:ascii="Calibri" w:eastAsia="Calibri" w:hAnsi="Calibri" w:cs="Calibri"/>
-          <w:sz w:val="22"/>
-          <w:szCs w:val="22"/>
-        </w:rPr>
-        <w:t>tendré</w:t>
-      </w:r>
-      <w:proofErr w:type="spellEnd"/>
-      <w:r>
-        <w:rPr>
-          <w:rFonts w:ascii="Calibri" w:eastAsia="Calibri" w:hAnsi="Calibri" w:cs="Calibri"/>
-          <w:sz w:val="22"/>
-          <w:szCs w:val="22"/>
-        </w:rPr>
-        <w:t xml:space="preserve"> </w:t>
-      </w:r>
-      <w:proofErr w:type="spellStart"/>
-      <w:r>
-        <w:rPr>
-          <w:rFonts w:ascii="Calibri" w:eastAsia="Calibri" w:hAnsi="Calibri" w:cs="Calibri"/>
-          <w:sz w:val="22"/>
-          <w:szCs w:val="22"/>
-        </w:rPr>
-        <w:t>representación</w:t>
-      </w:r>
-      <w:proofErr w:type="spellEnd"/>
-      <w:r>
-        <w:rPr>
-          <w:rFonts w:ascii="Calibri" w:eastAsia="Calibri" w:hAnsi="Calibri" w:cs="Calibri"/>
-          <w:sz w:val="22"/>
-          <w:szCs w:val="22"/>
-        </w:rPr>
-        <w:t xml:space="preserve"> legal/</w:t>
-      </w:r>
-      <w:proofErr w:type="spellStart"/>
-      <w:r>
-        <w:rPr>
-          <w:rFonts w:ascii="Calibri" w:eastAsia="Calibri" w:hAnsi="Calibri" w:cs="Calibri"/>
-          <w:sz w:val="22"/>
-          <w:szCs w:val="22"/>
-        </w:rPr>
-        <w:t>acompañamiento</w:t>
-      </w:r>
-      <w:proofErr w:type="spellEnd"/>
-      <w:r>
-        <w:rPr>
-          <w:rFonts w:ascii="Calibri" w:eastAsia="Calibri" w:hAnsi="Calibri" w:cs="Calibri"/>
-          <w:sz w:val="22"/>
-          <w:szCs w:val="22"/>
-        </w:rPr>
-        <w:t xml:space="preserve"> </w:t>
-      </w:r>
-      <w:proofErr w:type="spellStart"/>
-      <w:r>
-        <w:rPr>
-          <w:rFonts w:ascii="Calibri" w:eastAsia="Calibri" w:hAnsi="Calibri" w:cs="Calibri"/>
-          <w:sz w:val="22"/>
-          <w:szCs w:val="22"/>
-        </w:rPr>
-        <w:t>en</w:t>
-      </w:r>
-      <w:proofErr w:type="spellEnd"/>
-      <w:r>
-        <w:rPr>
-          <w:rFonts w:ascii="Calibri" w:eastAsia="Calibri" w:hAnsi="Calibri" w:cs="Calibri"/>
-          <w:sz w:val="22"/>
-          <w:szCs w:val="22"/>
-        </w:rPr>
-        <w:t xml:space="preserve"> </w:t>
-      </w:r>
-      <w:proofErr w:type="spellStart"/>
-      <w:r>
-        <w:rPr>
-          <w:rFonts w:ascii="Calibri" w:eastAsia="Calibri" w:hAnsi="Calibri" w:cs="Calibri"/>
-          <w:sz w:val="22"/>
-          <w:szCs w:val="22"/>
-        </w:rPr>
-        <w:t>el</w:t>
-      </w:r>
-      <w:proofErr w:type="spellEnd"/>
-      <w:r>
-        <w:rPr>
-          <w:rFonts w:ascii="Calibri" w:eastAsia="Calibri" w:hAnsi="Calibri" w:cs="Calibri"/>
-          <w:sz w:val="22"/>
-          <w:szCs w:val="22"/>
-        </w:rPr>
-        <w:t xml:space="preserve"> </w:t>
-      </w:r>
-      <w:proofErr w:type="spellStart"/>
-      <w:r>
-        <w:rPr>
-          <w:rFonts w:ascii="Calibri" w:eastAsia="Calibri" w:hAnsi="Calibri" w:cs="Calibri"/>
-          <w:sz w:val="22"/>
-          <w:szCs w:val="22"/>
-        </w:rPr>
-        <w:t>futuro</w:t>
-      </w:r>
-      <w:proofErr w:type="spellEnd"/>
-      <w:r>
-        <w:rPr>
-          <w:rFonts w:ascii="Calibri" w:eastAsia="Calibri" w:hAnsi="Calibri" w:cs="Calibri"/>
-          <w:sz w:val="22"/>
-          <w:szCs w:val="22"/>
-        </w:rPr>
-        <w:t xml:space="preserve">. </w:t>
+        <w:t xml:space="preserve">Entiendo que mi participación en el taller hoy no garantiza que yo tendré representación legal/acompañamiento en el futuro. </w:t>
       </w:r>
     </w:p>
     <w:p>
@@ -3983,207 +610,7 @@
           <w:sz w:val="22"/>
           <w:szCs w:val="22"/>
         </w:rPr>
-        <w:t xml:space="preserve">Este </w:t>
-      </w:r>
-      <w:proofErr w:type="spellStart"/>
-      <w:r>
-        <w:rPr>
-          <w:rStyle w:val="normaltextrun"/>
-          <w:rFonts w:ascii="Calibri" w:eastAsia="Calibri" w:hAnsi="Calibri" w:cs="Calibri"/>
-          <w:sz w:val="22"/>
-          <w:szCs w:val="22"/>
-        </w:rPr>
-        <w:t>Alcance</w:t>
-      </w:r>
-      <w:proofErr w:type="spellEnd"/>
-      <w:r>
-        <w:rPr>
-          <w:rStyle w:val="normaltextrun"/>
-          <w:rFonts w:ascii="Calibri" w:eastAsia="Calibri" w:hAnsi="Calibri" w:cs="Calibri"/>
-          <w:sz w:val="22"/>
-          <w:szCs w:val="22"/>
-        </w:rPr>
-        <w:t xml:space="preserve"> </w:t>
-      </w:r>
-      <w:proofErr w:type="spellStart"/>
-      <w:r>
-        <w:rPr>
-          <w:rStyle w:val="normaltextrun"/>
-          <w:rFonts w:ascii="Calibri" w:eastAsia="Calibri" w:hAnsi="Calibri" w:cs="Calibri"/>
-          <w:sz w:val="22"/>
-          <w:szCs w:val="22"/>
-        </w:rPr>
-        <w:t>Limitado</w:t>
-      </w:r>
-      <w:proofErr w:type="spellEnd"/>
-      <w:r>
-        <w:rPr>
-          <w:rStyle w:val="normaltextrun"/>
-          <w:rFonts w:ascii="Calibri" w:eastAsia="Calibri" w:hAnsi="Calibri" w:cs="Calibri"/>
-          <w:sz w:val="22"/>
-          <w:szCs w:val="22"/>
-        </w:rPr>
-        <w:t xml:space="preserve"> de </w:t>
-      </w:r>
-      <w:proofErr w:type="spellStart"/>
-      <w:r>
-        <w:rPr>
-          <w:rStyle w:val="normaltextrun"/>
-          <w:rFonts w:ascii="Calibri" w:eastAsia="Calibri" w:hAnsi="Calibri" w:cs="Calibri"/>
-          <w:sz w:val="22"/>
-          <w:szCs w:val="22"/>
-        </w:rPr>
-        <w:t>Servicios</w:t>
-      </w:r>
-      <w:proofErr w:type="spellEnd"/>
-      <w:r>
-        <w:rPr>
-          <w:rStyle w:val="normaltextrun"/>
-          <w:rFonts w:ascii="Calibri" w:eastAsia="Calibri" w:hAnsi="Calibri" w:cs="Calibri"/>
-          <w:sz w:val="22"/>
-          <w:szCs w:val="22"/>
-        </w:rPr>
-        <w:t xml:space="preserve"> y </w:t>
-      </w:r>
-      <w:proofErr w:type="spellStart"/>
-      <w:r>
-        <w:rPr>
-          <w:rStyle w:val="normaltextrun"/>
-          <w:rFonts w:ascii="Calibri" w:eastAsia="Calibri" w:hAnsi="Calibri" w:cs="Calibri"/>
-          <w:sz w:val="22"/>
-          <w:szCs w:val="22"/>
-        </w:rPr>
-        <w:t>Autorización</w:t>
-      </w:r>
-      <w:proofErr w:type="spellEnd"/>
-      <w:r>
-        <w:rPr>
-          <w:rStyle w:val="normaltextrun"/>
-          <w:rFonts w:ascii="Calibri" w:eastAsia="Calibri" w:hAnsi="Calibri" w:cs="Calibri"/>
-          <w:sz w:val="22"/>
-          <w:szCs w:val="22"/>
-        </w:rPr>
-        <w:t xml:space="preserve"> se me </w:t>
-      </w:r>
-      <w:proofErr w:type="spellStart"/>
-      <w:r>
-        <w:rPr>
-          <w:rStyle w:val="normaltextrun"/>
-          <w:rFonts w:ascii="Calibri" w:eastAsia="Calibri" w:hAnsi="Calibri" w:cs="Calibri"/>
-          <w:sz w:val="22"/>
-          <w:szCs w:val="22"/>
-        </w:rPr>
-        <w:t>explico</w:t>
-      </w:r>
-      <w:proofErr w:type="spellEnd"/>
-      <w:r>
-        <w:rPr>
-          <w:rStyle w:val="normaltextrun"/>
-          <w:rFonts w:ascii="Calibri" w:eastAsia="Calibri" w:hAnsi="Calibri" w:cs="Calibri"/>
-          <w:sz w:val="22"/>
-          <w:szCs w:val="22"/>
-        </w:rPr>
-        <w:t xml:space="preserve"> y/o </w:t>
-      </w:r>
-      <w:proofErr w:type="spellStart"/>
-      <w:r>
-        <w:rPr>
-          <w:rStyle w:val="normaltextrun"/>
-          <w:rFonts w:ascii="Calibri" w:eastAsia="Calibri" w:hAnsi="Calibri" w:cs="Calibri"/>
-          <w:sz w:val="22"/>
-          <w:szCs w:val="22"/>
-        </w:rPr>
-        <w:t>tradujo</w:t>
-      </w:r>
-      <w:proofErr w:type="spellEnd"/>
-      <w:r>
-        <w:rPr>
-          <w:rStyle w:val="normaltextrun"/>
-          <w:rFonts w:ascii="Calibri" w:eastAsia="Calibri" w:hAnsi="Calibri" w:cs="Calibri"/>
-          <w:sz w:val="22"/>
-          <w:szCs w:val="22"/>
-        </w:rPr>
-        <w:t xml:space="preserve"> </w:t>
-      </w:r>
-      <w:proofErr w:type="spellStart"/>
-      <w:r>
-        <w:rPr>
-          <w:rStyle w:val="normaltextrun"/>
-          <w:rFonts w:ascii="Calibri" w:eastAsia="Calibri" w:hAnsi="Calibri" w:cs="Calibri"/>
-          <w:sz w:val="22"/>
-          <w:szCs w:val="22"/>
-        </w:rPr>
-        <w:t>en</w:t>
-      </w:r>
-      <w:proofErr w:type="spellEnd"/>
-      <w:r>
-        <w:rPr>
-          <w:rStyle w:val="normaltextrun"/>
-          <w:rFonts w:ascii="Calibri" w:eastAsia="Calibri" w:hAnsi="Calibri" w:cs="Calibri"/>
-          <w:sz w:val="22"/>
-          <w:szCs w:val="22"/>
-        </w:rPr>
-        <w:t xml:space="preserve"> un </w:t>
-      </w:r>
-      <w:proofErr w:type="spellStart"/>
-      <w:r>
-        <w:rPr>
-          <w:rStyle w:val="normaltextrun"/>
-          <w:rFonts w:ascii="Calibri" w:eastAsia="Calibri" w:hAnsi="Calibri" w:cs="Calibri"/>
-          <w:sz w:val="22"/>
-          <w:szCs w:val="22"/>
-        </w:rPr>
-        <w:t>idioma</w:t>
-      </w:r>
-      <w:proofErr w:type="spellEnd"/>
-      <w:r>
-        <w:rPr>
-          <w:rStyle w:val="normaltextrun"/>
-          <w:rFonts w:ascii="Calibri" w:eastAsia="Calibri" w:hAnsi="Calibri" w:cs="Calibri"/>
-          <w:sz w:val="22"/>
-          <w:szCs w:val="22"/>
-        </w:rPr>
-        <w:t xml:space="preserve"> que </w:t>
-      </w:r>
-      <w:proofErr w:type="spellStart"/>
-      <w:r>
-        <w:rPr>
-          <w:rStyle w:val="normaltextrun"/>
-          <w:rFonts w:ascii="Calibri" w:eastAsia="Calibri" w:hAnsi="Calibri" w:cs="Calibri"/>
-          <w:sz w:val="22"/>
-          <w:szCs w:val="22"/>
-        </w:rPr>
-        <w:t>yo</w:t>
-      </w:r>
-      <w:proofErr w:type="spellEnd"/>
-      <w:r>
-        <w:rPr>
-          <w:rStyle w:val="normaltextrun"/>
-          <w:rFonts w:ascii="Calibri" w:eastAsia="Calibri" w:hAnsi="Calibri" w:cs="Calibri"/>
-          <w:sz w:val="22"/>
-          <w:szCs w:val="22"/>
-        </w:rPr>
-        <w:t xml:space="preserve"> </w:t>
-      </w:r>
-      <w:proofErr w:type="spellStart"/>
-      <w:r>
-        <w:rPr>
-          <w:rStyle w:val="normaltextrun"/>
-          <w:rFonts w:ascii="Calibri" w:eastAsia="Calibri" w:hAnsi="Calibri" w:cs="Calibri"/>
-          <w:sz w:val="22"/>
-          <w:szCs w:val="22"/>
-        </w:rPr>
-        <w:t>entiendo</w:t>
-      </w:r>
-      <w:proofErr w:type="spellEnd"/>
-      <w:r>
-        <w:rPr>
-          <w:rStyle w:val="normaltextrun"/>
-          <w:rFonts w:ascii="Calibri" w:eastAsia="Calibri" w:hAnsi="Calibri" w:cs="Calibri"/>
-          <w:sz w:val="22"/>
-          <w:szCs w:val="22"/>
-        </w:rPr>
-        <w:t xml:space="preserve">. </w:t>
+        <w:t xml:space="preserve">Este Alcance Limitado de Servicios y Autorización se me explico y/o tradujo en un idioma que yo entiendo. </w:t>
       </w:r>
     </w:p>
     <w:p>
@@ -4208,7 +635,6 @@
           <w:szCs w:val="22"/>
         </w:rPr>
       </w:pPr>
-      <w:proofErr w:type="spellStart"/>
       <w:r>
         <w:rPr>
           <w:rFonts w:ascii="Calibri" w:eastAsia="Calibri" w:hAnsi="Calibri" w:cs="Calibri"/>
@@ -4217,7 +643,6 @@
         </w:rPr>
         <w:t>Yo</w:t>
       </w:r>
-      <w:proofErr w:type="spellEnd"/>
       <w:r>
         <w:rPr>
           <w:rFonts w:ascii="Calibri" w:eastAsia="Calibri" w:hAnsi="Calibri" w:cs="Calibri"/>
@@ -4234,9 +659,8 @@
           <w:u w:val="single"/>
           <w:lang w:val="es-419"/>
         </w:rPr>
-        <w:t xml:space="preserve"> </w:t>
+        <w:t xml:space="preserve"> {{ </w:t>
       </w:r>
-      <w:proofErr w:type="gramStart"/>
       <w:r>
         <w:rPr>
           <w:rFonts w:ascii="Calibri" w:hAnsi="Calibri" w:cs="Calibri"/>
@@ -4245,9 +669,8 @@
           <w:u w:val="single"/>
           <w:lang w:val="es-419"/>
         </w:rPr>
-        <w:t xml:space="preserve">{{ </w:t>
+        <w:t>users[0]</w:t>
       </w:r>
-      <w:proofErr w:type="spellStart"/>
       <w:r>
         <w:rPr>
           <w:rFonts w:ascii="Calibri" w:hAnsi="Calibri" w:cs="Calibri"/>
@@ -4256,51 +679,7 @@
           <w:u w:val="single"/>
           <w:lang w:val="es-419"/>
         </w:rPr>
-        <w:t>users</w:t>
-      </w:r>
-      <w:proofErr w:type="spellEnd"/>
-      <w:proofErr w:type="gramEnd"/>
-      <w:r>
-        <w:rPr>
-          <w:rFonts w:ascii="Calibri" w:hAnsi="Calibri" w:cs="Calibri"/>
-          <w:sz w:val="22"/>
-          <w:szCs w:val="22"/>
-          <w:u w:val="single"/>
-          <w:lang w:val="es-419"/>
-        </w:rPr>
-        <w:t>[0]</w:t>
-      </w:r>
-      <w:r>
-        <w:rPr>
-          <w:rFonts w:ascii="Calibri" w:hAnsi="Calibri" w:cs="Calibri"/>
-          <w:sz w:val="22"/>
-          <w:szCs w:val="22"/>
-          <w:u w:val="single"/>
-          <w:lang w:val="es-419"/>
-        </w:rPr>
-        <w:t>.</w:t>
-      </w:r>
-      <w:proofErr w:type="spellStart"/>
-      <w:r>
-        <w:rPr>
-          <w:rFonts w:ascii="Calibri" w:hAnsi="Calibri" w:cs="Calibri"/>
-          <w:sz w:val="22"/>
-          <w:szCs w:val="22"/>
-          <w:u w:val="single"/>
-          <w:lang w:val="es-419"/>
-        </w:rPr>
-        <w:t>name_full</w:t>
-      </w:r>
-      <w:proofErr w:type="spellEnd"/>
-      <w:r>
-        <w:rPr>
-          <w:rFonts w:ascii="Calibri" w:hAnsi="Calibri" w:cs="Calibri"/>
-          <w:sz w:val="22"/>
-          <w:szCs w:val="22"/>
-          <w:u w:val="single"/>
-          <w:lang w:val="es-419"/>
-        </w:rPr>
-        <w:t>()</w:t>
+        <w:t>.name_full()</w:t>
       </w:r>
       <w:r>
         <w:rPr>
@@ -4318,7 +697,7 @@
           <w:sz w:val="22"/>
           <w:szCs w:val="22"/>
         </w:rPr>
-        <w:t xml:space="preserve">, </w:t>
+        <w:t>,</w:t>
       </w:r>
       <w:r>
         <w:rPr>
@@ -4326,97 +705,7 @@
           <w:sz w:val="22"/>
           <w:szCs w:val="22"/>
         </w:rPr>
-        <w:t xml:space="preserve">, </w:t>
-      </w:r>
-      <w:proofErr w:type="spellStart"/>
-      <w:r>
-        <w:rPr>
-          <w:rFonts w:ascii="Calibri" w:eastAsia="Calibri" w:hAnsi="Calibri" w:cs="Calibri"/>
-          <w:sz w:val="22"/>
-          <w:szCs w:val="22"/>
-        </w:rPr>
-        <w:t>confirmo</w:t>
-      </w:r>
-      <w:proofErr w:type="spellEnd"/>
-      <w:r>
-        <w:rPr>
-          <w:rFonts w:ascii="Calibri" w:eastAsia="Calibri" w:hAnsi="Calibri" w:cs="Calibri"/>
-          <w:sz w:val="22"/>
-          <w:szCs w:val="22"/>
-        </w:rPr>
-        <w:t xml:space="preserve"> que </w:t>
-      </w:r>
-      <w:proofErr w:type="spellStart"/>
-      <w:r>
-        <w:rPr>
-          <w:rFonts w:ascii="Calibri" w:eastAsia="Calibri" w:hAnsi="Calibri" w:cs="Calibri"/>
-          <w:sz w:val="22"/>
-          <w:szCs w:val="22"/>
-        </w:rPr>
-        <w:t>entiendo</w:t>
-      </w:r>
-      <w:proofErr w:type="spellEnd"/>
-      <w:r>
-        <w:rPr>
-          <w:rFonts w:ascii="Calibri" w:eastAsia="Calibri" w:hAnsi="Calibri" w:cs="Calibri"/>
-          <w:sz w:val="22"/>
-          <w:szCs w:val="22"/>
-        </w:rPr>
-        <w:t xml:space="preserve"> y </w:t>
-      </w:r>
-      <w:proofErr w:type="spellStart"/>
-      <w:r>
-        <w:rPr>
-          <w:rFonts w:ascii="Calibri" w:eastAsia="Calibri" w:hAnsi="Calibri" w:cs="Calibri"/>
-          <w:sz w:val="22"/>
-          <w:szCs w:val="22"/>
-        </w:rPr>
-        <w:t>estoy</w:t>
-      </w:r>
-      <w:proofErr w:type="spellEnd"/>
-      <w:r>
-        <w:rPr>
-          <w:rFonts w:ascii="Calibri" w:eastAsia="Calibri" w:hAnsi="Calibri" w:cs="Calibri"/>
-          <w:sz w:val="22"/>
-          <w:szCs w:val="22"/>
-        </w:rPr>
-        <w:t xml:space="preserve"> de </w:t>
-      </w:r>
-      <w:proofErr w:type="spellStart"/>
-      <w:r>
-        <w:rPr>
-          <w:rFonts w:ascii="Calibri" w:eastAsia="Calibri" w:hAnsi="Calibri" w:cs="Calibri"/>
-          <w:sz w:val="22"/>
-          <w:szCs w:val="22"/>
-        </w:rPr>
-        <w:t>acuerdo</w:t>
-      </w:r>
-      <w:proofErr w:type="spellEnd"/>
-      <w:r>
-        <w:rPr>
-          <w:rFonts w:ascii="Calibri" w:eastAsia="Calibri" w:hAnsi="Calibri" w:cs="Calibri"/>
-          <w:sz w:val="22"/>
-          <w:szCs w:val="22"/>
-        </w:rPr>
-        <w:t xml:space="preserve"> con </w:t>
-      </w:r>
-      <w:proofErr w:type="spellStart"/>
-      <w:r>
-        <w:rPr>
-          <w:rFonts w:ascii="Calibri" w:eastAsia="Calibri" w:hAnsi="Calibri" w:cs="Calibri"/>
-          <w:sz w:val="22"/>
-          <w:szCs w:val="22"/>
-        </w:rPr>
-        <w:t>todo</w:t>
-      </w:r>
-      <w:proofErr w:type="spellEnd"/>
-      <w:r>
-        <w:rPr>
-          <w:rFonts w:ascii="Calibri" w:eastAsia="Calibri" w:hAnsi="Calibri" w:cs="Calibri"/>
-          <w:sz w:val="22"/>
-          <w:szCs w:val="22"/>
-        </w:rPr>
-        <w:t xml:space="preserve"> lo anterior.</w:t>
+        <w:t xml:space="preserve"> confirmo que entiendo y estoy de acuerdo con todo lo anterior.</w:t>
       </w:r>
     </w:p>
     <w:tbl>
@@ -4461,7 +750,6 @@
                 <w:lang w:val="es-419"/>
               </w:rPr>
             </w:pPr>
-            <w:proofErr w:type="gramStart"/>
             <w:r>
               <w:rPr>
                 <w:color w:val="000000" w:themeColor="text1"/>
@@ -4472,14 +760,7 @@
               <w:rPr>
                 <w:color w:val="000000" w:themeColor="text1"/>
               </w:rPr>
-              <w:t>users</w:t>
-            </w:r>
-            <w:proofErr w:type="gramEnd"/>
-            <w:r>
-              <w:rPr>
-                <w:color w:val="000000" w:themeColor="text1"/>
-              </w:rPr>
-              <w:t>[0]</w:t>
+              <w:t>users[0]</w:t>
             </w:r>
             <w:r>
               <w:rPr>
@@ -4520,19 +801,11 @@
                 <w:lang w:val="es-419"/>
               </w:rPr>
             </w:pPr>
-            <w:proofErr w:type="gramStart"/>
             <w:r>
               <w:rPr>
                 <w:rFonts w:asciiTheme="majorHAnsi" w:hAnsiTheme="majorHAnsi" w:cstheme="majorHAnsi"/>
               </w:rPr>
-              <w:t>{{ today</w:t>
-            </w:r>
-            <w:proofErr w:type="gramEnd"/>
-            <w:r>
-              <w:rPr>
-                <w:rFonts w:asciiTheme="majorHAnsi" w:hAnsiTheme="majorHAnsi" w:cstheme="majorHAnsi"/>
-              </w:rPr>
-              <w:t>() }}</w:t>
+              <w:t>{{ today() }}</w:t>
             </w:r>
           </w:p>
         </w:tc>
@@ -4570,14 +843,12 @@
                 <w:lang w:val="es-419"/>
               </w:rPr>
             </w:pPr>
-            <w:proofErr w:type="spellStart"/>
             <w:r>
               <w:rPr>
                 <w:rFonts w:ascii="Calibri" w:eastAsia="Calibri" w:hAnsi="Calibri" w:cs="Calibri"/>
               </w:rPr>
               <w:t>Firma</w:t>
             </w:r>
-            <w:proofErr w:type="spellEnd"/>
           </w:p>
         </w:tc>
         <w:tc>
@@ -4609,14 +880,12 @@
                 <w:lang w:val="es-419"/>
               </w:rPr>
             </w:pPr>
-            <w:proofErr w:type="spellStart"/>
             <w:r>
               <w:rPr>
                 <w:rFonts w:ascii="Calibri" w:eastAsia="Calibri" w:hAnsi="Calibri" w:cs="Calibri"/>
               </w:rPr>
               <w:t>Fecha</w:t>
             </w:r>
-            <w:proofErr w:type="spellEnd"/>
           </w:p>
         </w:tc>
         <w:tc>
@@ -8124,12 +4393,14 @@
 </file>
 
 <file path=customXml/item1.xml><?xml version="1.0" encoding="utf-8"?>
-<?mso-contentType ?>
-<FormTemplates xmlns="http://schemas.microsoft.com/sharepoint/v3/contenttype/forms">
-  <Display>DocumentLibraryForm</Display>
-  <Edit>DocumentLibraryForm</Edit>
-  <New>DocumentLibraryForm</New>
-</FormTemplates>
+<p:properties xmlns:p="http://schemas.microsoft.com/office/2006/metadata/properties" xmlns:xsi="http://www.w3.org/2001/XMLSchema-instance" xmlns:pc="http://schemas.microsoft.com/office/infopath/2007/PartnerControls">
+  <documentManagement>
+    <TaxCatchAll xmlns="63cf8f5e-9a9d-4cda-a6f1-06d9c3ed1b56" xsi:nil="true"/>
+    <lcf76f155ced4ddcb4097134ff3c332f xmlns="80f56af5-a235-4a30-ba2c-31a6d000d72b">
+      <Terms xmlns="http://schemas.microsoft.com/office/infopath/2007/PartnerControls"/>
+    </lcf76f155ced4ddcb4097134ff3c332f>
+  </documentManagement>
+</p:properties>
 </file>
 
 <file path=customXml/item2.xml><?xml version="1.0" encoding="utf-8"?>
@@ -8334,20 +4605,21 @@
 </file>
 
 <file path=customXml/item3.xml><?xml version="1.0" encoding="utf-8"?>
-<p:properties xmlns:p="http://schemas.microsoft.com/office/2006/metadata/properties" xmlns:xsi="http://www.w3.org/2001/XMLSchema-instance" xmlns:pc="http://schemas.microsoft.com/office/infopath/2007/PartnerControls">
-  <documentManagement>
-    <TaxCatchAll xmlns="63cf8f5e-9a9d-4cda-a6f1-06d9c3ed1b56" xsi:nil="true"/>
-    <lcf76f155ced4ddcb4097134ff3c332f xmlns="80f56af5-a235-4a30-ba2c-31a6d000d72b">
-      <Terms xmlns="http://schemas.microsoft.com/office/infopath/2007/PartnerControls"/>
-    </lcf76f155ced4ddcb4097134ff3c332f>
-  </documentManagement>
-</p:properties>
+<?mso-contentType ?>
+<FormTemplates xmlns="http://schemas.microsoft.com/sharepoint/v3/contenttype/forms">
+  <Display>DocumentLibraryForm</Display>
+  <Edit>DocumentLibraryForm</Edit>
+  <New>DocumentLibraryForm</New>
+</FormTemplates>
 </file>
 
 <file path=customXml/itemProps1.xml><?xml version="1.0" encoding="utf-8"?>
-<ds:datastoreItem xmlns:ds="http://schemas.openxmlformats.org/officeDocument/2006/customXml" ds:itemID="{B3360DED-8045-43BC-A3F1-77FB7861BCDC}">
+<ds:datastoreItem xmlns:ds="http://schemas.openxmlformats.org/officeDocument/2006/customXml" ds:itemID="{8C707276-E6C9-40A6-AF54-110DDA88B001}">
   <ds:schemaRefs>
-    <ds:schemaRef ds:uri="http://schemas.microsoft.com/sharepoint/v3/contenttype/forms"/>
+    <ds:schemaRef ds:uri="http://schemas.microsoft.com/office/2006/metadata/properties"/>
+    <ds:schemaRef ds:uri="http://schemas.microsoft.com/office/infopath/2007/PartnerControls"/>
+    <ds:schemaRef ds:uri="63cf8f5e-9a9d-4cda-a6f1-06d9c3ed1b56"/>
+    <ds:schemaRef ds:uri="80f56af5-a235-4a30-ba2c-31a6d000d72b"/>
   </ds:schemaRefs>
 </ds:datastoreItem>
 </file>
@@ -8372,12 +4644,9 @@
 </file>
 
 <file path=customXml/itemProps3.xml><?xml version="1.0" encoding="utf-8"?>
-<ds:datastoreItem xmlns:ds="http://schemas.openxmlformats.org/officeDocument/2006/customXml" ds:itemID="{8C707276-E6C9-40A6-AF54-110DDA88B001}">
+<ds:datastoreItem xmlns:ds="http://schemas.openxmlformats.org/officeDocument/2006/customXml" ds:itemID="{B3360DED-8045-43BC-A3F1-77FB7861BCDC}">
   <ds:schemaRefs>
-    <ds:schemaRef ds:uri="http://schemas.microsoft.com/office/2006/metadata/properties"/>
-    <ds:schemaRef ds:uri="http://schemas.microsoft.com/office/infopath/2007/PartnerControls"/>
-    <ds:schemaRef ds:uri="63cf8f5e-9a9d-4cda-a6f1-06d9c3ed1b56"/>
-    <ds:schemaRef ds:uri="80f56af5-a235-4a30-ba2c-31a6d000d72b"/>
+    <ds:schemaRef ds:uri="http://schemas.microsoft.com/sharepoint/v3/contenttype/forms"/>
   </ds:schemaRefs>
 </ds:datastoreItem>
 </file>